--- a/downloads/05_Stakeholderanalyse.docx
+++ b/downloads/05_Stakeholderanalyse.docx
@@ -23,12 +23,6 @@
         <w:gridCol w:w="9746"/>
       </w:tblGrid>
       <w:tr>
-        <w:tblPrEx>
-          <w:tblCellMar>
-            <w:top w:w="0" w:type="dxa"/>
-            <w:bottom w:w="0" w:type="dxa"/>
-          </w:tblCellMar>
-        </w:tblPrEx>
         <w:tc>
           <w:tcPr>
             <w:tcW w:w="9746" w:type="dxa"/>
@@ -49,6 +43,9 @@
           <w:p>
             <w:pPr>
               <w:spacing w:after="60"/>
+              <w:rPr>
+                <w:lang w:val="nl-NL"/>
+              </w:rPr>
             </w:pPr>
             <w:r>
               <w:rPr>
@@ -58,13 +55,17 @@
                 <w:spacing w:val="30"/>
                 <w:sz w:val="16"/>
                 <w:szCs w:val="16"/>
-              </w:rPr>
-              <w:t>MINOR CIRCULAIRE ECONOMIE  ·  HULPMIDDEL 05</w:t>
+                <w:lang w:val="nl-NL"/>
+              </w:rPr>
+              <w:t xml:space="preserve">MINOR CIRCULAIRE ECONOMIE  ·  HULPMIDDEL 05</w:t>
             </w:r>
           </w:p>
           <w:p>
             <w:pPr>
               <w:spacing w:after="40"/>
+              <w:rPr>
+                <w:lang w:val="nl-NL"/>
+              </w:rPr>
             </w:pPr>
             <w:r>
               <w:rPr>
@@ -73,18 +74,25 @@
                 <w:color w:val="FFFFFF"/>
                 <w:sz w:val="52"/>
                 <w:szCs w:val="52"/>
-              </w:rPr>
-              <w:t>Stakeholderanalyse</w:t>
-            </w:r>
-          </w:p>
-          <w:p>
+                <w:lang w:val="nl-NL"/>
+              </w:rPr>
+              <w:t xml:space="preserve">Stakeholderanalyse</w:t>
+            </w:r>
+          </w:p>
+          <w:p>
+            <w:pPr>
+              <w:rPr>
+                <w:lang w:val="nl-NL"/>
+              </w:rPr>
+            </w:pPr>
             <w:r>
               <w:rPr>
                 <w:color w:val="FBD9EA"/>
                 <w:sz w:val="22"/>
                 <w:szCs w:val="22"/>
-              </w:rPr>
-              <w:t>In kaart brengen wie belang heeft bij je project en wie er invloed op heeft</w:t>
+                <w:lang w:val="nl-NL"/>
+              </w:rPr>
+              <w:t xml:space="preserve">In kaart brengen wie belang heeft bij je project en wie er invloed op heeft</w:t>
             </w:r>
           </w:p>
         </w:tc>
@@ -93,6 +101,262 @@
     <w:p>
       <w:pPr>
         <w:spacing w:after="160"/>
+        <w:rPr>
+          <w:lang w:val="nl-NL"/>
+        </w:rPr>
+      </w:pPr>
+    </w:p>
+    <w:tbl>
+      <w:tblPr>
+        <w:tblW w:w="9746" w:type="dxa"/>
+        <w:tblBorders>
+          <w:top w:val="single" w:sz="4" w:space="0" w:color="auto"/>
+          <w:left w:val="single" w:sz="4" w:space="0" w:color="auto"/>
+          <w:bottom w:val="single" w:sz="4" w:space="0" w:color="auto"/>
+          <w:right w:val="single" w:sz="4" w:space="0" w:color="auto"/>
+          <w:insideH w:val="single" w:sz="4" w:space="0" w:color="auto"/>
+          <w:insideV w:val="single" w:sz="4" w:space="0" w:color="auto"/>
+        </w:tblBorders>
+        <w:tblCellMar>
+          <w:left w:w="10" w:type="dxa"/>
+          <w:right w:w="10" w:type="dxa"/>
+        </w:tblCellMar>
+        <w:tblLook w:val="04A0" w:firstRow="1" w:lastRow="0" w:firstColumn="1" w:lastColumn="0" w:noHBand="0" w:noVBand="1"/>
+      </w:tblPr>
+      <w:tblGrid>
+        <w:gridCol w:w="2100"/>
+        <w:gridCol w:w="7646"/>
+      </w:tblGrid>
+      <w:tr>
+        <w:trPr>
+          <w:cantSplit/>
+        </w:trPr>
+        <w:tc>
+          <w:tcPr>
+            <w:tcW w:w="2100" w:type="dxa"/>
+            <w:tcBorders>
+              <w:top w:val="single" w:sz="4" w:space="0" w:color="D9D9D9"/>
+              <w:left w:val="single" w:sz="4" w:space="0" w:color="D9D9D9"/>
+              <w:bottom w:val="single" w:sz="4" w:space="0" w:color="D9D9D9"/>
+              <w:right w:val="single" w:sz="4" w:space="0" w:color="D9D9D9"/>
+            </w:tcBorders>
+            <w:shd w:val="clear" w:color="auto" w:fill="F4F4F4"/>
+            <w:tcMar>
+              <w:top w:w="90" w:type="dxa"/>
+              <w:left w:w="130" w:type="dxa"/>
+              <w:bottom w:w="90" w:type="dxa"/>
+              <w:right w:w="130" w:type="dxa"/>
+            </w:tcMar>
+          </w:tcPr>
+          <w:p>
+            <w:pPr>
+              <w:spacing w:after="30"/>
+              <w:rPr>
+                <w:lang w:val="nl-NL"/>
+              </w:rPr>
+            </w:pPr>
+            <w:r>
+              <w:rPr>
+                <w:b/>
+                <w:bCs/>
+                <w:sz w:val="19"/>
+                <w:szCs w:val="19"/>
+                <w:lang w:val="nl-NL"/>
+              </w:rPr>
+              <w:t xml:space="preserve">Wanneer</w:t>
+            </w:r>
+          </w:p>
+        </w:tc>
+        <w:tc>
+          <w:tcPr>
+            <w:tcW w:w="7646" w:type="dxa"/>
+            <w:tcBorders>
+              <w:top w:val="single" w:sz="4" w:space="0" w:color="D9D9D9"/>
+              <w:left w:val="single" w:sz="4" w:space="0" w:color="D9D9D9"/>
+              <w:bottom w:val="single" w:sz="4" w:space="0" w:color="D9D9D9"/>
+              <w:right w:val="single" w:sz="4" w:space="0" w:color="D9D9D9"/>
+            </w:tcBorders>
+            <w:tcMar>
+              <w:top w:w="90" w:type="dxa"/>
+              <w:left w:w="130" w:type="dxa"/>
+              <w:bottom w:w="90" w:type="dxa"/>
+              <w:right w:w="130" w:type="dxa"/>
+            </w:tcMar>
+          </w:tcPr>
+          <w:p>
+            <w:pPr>
+              <w:rPr>
+                <w:lang w:val="nl-NL"/>
+              </w:rPr>
+            </w:pPr>
+            <w:r>
+              <w:rPr>
+                <w:sz w:val="18"/>
+                <w:szCs w:val="18"/>
+                <w:lang w:val="nl-NL"/>
+              </w:rPr>
+              <w:t xml:space="preserve">In de discover-fase, zodra je de opdracht kent. Bijwerken als je nieuwe betrokkenen ontdekt.</w:t>
+            </w:r>
+          </w:p>
+        </w:tc>
+      </w:tr>
+      <w:tr>
+        <w:trPr>
+          <w:cantSplit/>
+        </w:trPr>
+        <w:tc>
+          <w:tcPr>
+            <w:tcW w:w="2100" w:type="dxa"/>
+            <w:tcBorders>
+              <w:top w:val="single" w:sz="4" w:space="0" w:color="D9D9D9"/>
+              <w:left w:val="single" w:sz="4" w:space="0" w:color="D9D9D9"/>
+              <w:bottom w:val="single" w:sz="4" w:space="0" w:color="D9D9D9"/>
+              <w:right w:val="single" w:sz="4" w:space="0" w:color="D9D9D9"/>
+            </w:tcBorders>
+            <w:shd w:val="clear" w:color="auto" w:fill="F4F4F4"/>
+            <w:tcMar>
+              <w:top w:w="90" w:type="dxa"/>
+              <w:left w:w="130" w:type="dxa"/>
+              <w:bottom w:w="90" w:type="dxa"/>
+              <w:right w:w="130" w:type="dxa"/>
+            </w:tcMar>
+          </w:tcPr>
+          <w:p>
+            <w:pPr>
+              <w:spacing w:after="30"/>
+              <w:rPr>
+                <w:lang w:val="nl-NL"/>
+              </w:rPr>
+            </w:pPr>
+            <w:r>
+              <w:rPr>
+                <w:b/>
+                <w:bCs/>
+                <w:sz w:val="19"/>
+                <w:szCs w:val="19"/>
+                <w:lang w:val="nl-NL"/>
+              </w:rPr>
+              <w:t xml:space="preserve">Wat lever je op</w:t>
+            </w:r>
+          </w:p>
+        </w:tc>
+        <w:tc>
+          <w:tcPr>
+            <w:tcW w:w="7646" w:type="dxa"/>
+            <w:tcBorders>
+              <w:top w:val="single" w:sz="4" w:space="0" w:color="D9D9D9"/>
+              <w:left w:val="single" w:sz="4" w:space="0" w:color="D9D9D9"/>
+              <w:bottom w:val="single" w:sz="4" w:space="0" w:color="D9D9D9"/>
+              <w:right w:val="single" w:sz="4" w:space="0" w:color="D9D9D9"/>
+            </w:tcBorders>
+            <w:tcMar>
+              <w:top w:w="90" w:type="dxa"/>
+              <w:left w:w="130" w:type="dxa"/>
+              <w:bottom w:w="90" w:type="dxa"/>
+              <w:right w:w="130" w:type="dxa"/>
+            </w:tcMar>
+          </w:tcPr>
+          <w:p>
+            <w:pPr>
+              <w:rPr>
+                <w:lang w:val="nl-NL"/>
+              </w:rPr>
+            </w:pPr>
+            <w:r>
+              <w:rPr>
+                <w:sz w:val="18"/>
+                <w:szCs w:val="18"/>
+                <w:lang w:val="nl-NL"/>
+              </w:rPr>
+              <w:t xml:space="preserve">Een ingevuld grid en een stakeholderlijst met per partij je aanpak.</w:t>
+            </w:r>
+          </w:p>
+        </w:tc>
+      </w:tr>
+      <w:tr>
+        <w:trPr>
+          <w:cantSplit/>
+        </w:trPr>
+        <w:tc>
+          <w:tcPr>
+            <w:tcW w:w="2100" w:type="dxa"/>
+            <w:tcBorders>
+              <w:top w:val="single" w:sz="4" w:space="0" w:color="D9D9D9"/>
+              <w:left w:val="single" w:sz="4" w:space="0" w:color="D9D9D9"/>
+              <w:bottom w:val="single" w:sz="4" w:space="0" w:color="D9D9D9"/>
+              <w:right w:val="single" w:sz="4" w:space="0" w:color="D9D9D9"/>
+            </w:tcBorders>
+            <w:shd w:val="clear" w:color="auto" w:fill="F4F4F4"/>
+            <w:tcMar>
+              <w:top w:w="90" w:type="dxa"/>
+              <w:left w:w="130" w:type="dxa"/>
+              <w:bottom w:w="90" w:type="dxa"/>
+              <w:right w:w="130" w:type="dxa"/>
+            </w:tcMar>
+          </w:tcPr>
+          <w:p>
+            <w:pPr>
+              <w:spacing w:after="30"/>
+              <w:rPr>
+                <w:lang w:val="nl-NL"/>
+              </w:rPr>
+            </w:pPr>
+            <w:r>
+              <w:rPr>
+                <w:b/>
+                <w:bCs/>
+                <w:sz w:val="19"/>
+                <w:szCs w:val="19"/>
+                <w:lang w:val="nl-NL"/>
+              </w:rPr>
+              <w:t xml:space="preserve">Namen en datum</w:t>
+            </w:r>
+          </w:p>
+        </w:tc>
+        <w:tc>
+          <w:tcPr>
+            <w:tcW w:w="7646" w:type="dxa"/>
+            <w:tcBorders>
+              <w:top w:val="single" w:sz="4" w:space="0" w:color="D9D9D9"/>
+              <w:left w:val="single" w:sz="4" w:space="0" w:color="D9D9D9"/>
+              <w:bottom w:val="single" w:sz="4" w:space="0" w:color="D9D9D9"/>
+              <w:right w:val="single" w:sz="4" w:space="0" w:color="D9D9D9"/>
+            </w:tcBorders>
+            <w:tcMar>
+              <w:top w:w="90" w:type="dxa"/>
+              <w:left w:w="130" w:type="dxa"/>
+              <w:bottom w:w="90" w:type="dxa"/>
+              <w:right w:w="130" w:type="dxa"/>
+            </w:tcMar>
+          </w:tcPr>
+          <w:p>
+            <w:pPr>
+              <w:spacing w:before="40" w:after="40"/>
+              <w:rPr>
+                <w:lang w:val="nl-NL"/>
+              </w:rPr>
+            </w:pPr>
+            <w:r>
+              <w:rPr>
+                <w:i/>
+                <w:iCs/>
+                <w:color w:val="595959"/>
+                <w:sz w:val="18"/>
+                <w:szCs w:val="18"/>
+                <w:lang w:val="nl-NL"/>
+              </w:rPr>
+              <w:t xml:space="preserve">[ namen ]   ·   [ opdrachtgever ]   ·   [ datum ]</w:t>
+            </w:r>
+          </w:p>
+        </w:tc>
+      </w:tr>
+    </w:tbl>
+    <w:p>
+      <w:pPr>
+        <w:spacing w:after="120"/>
+        <w:rPr>
+          <w:lang w:val="nl-NL"/>
+        </w:rPr>
       </w:pPr>
     </w:p>
     <w:p>
@@ -102,6 +366,9 @@
           <w:bottom w:val="single" w:sz="8" w:space="4" w:color="E5007D"/>
         </w:pBdr>
         <w:spacing w:before="360" w:after="140"/>
+        <w:rPr>
+          <w:lang w:val="nl-NL"/>
+        </w:rPr>
       </w:pPr>
       <w:r>
         <w:rPr>
@@ -110,32 +377,37 @@
           <w:color w:val="E5007D"/>
           <w:sz w:val="28"/>
           <w:szCs w:val="28"/>
+          <w:lang w:val="nl-NL"/>
         </w:rPr>
-        <w:t>Waarom een stakeholderanalyse?</w:t>
+        <w:t xml:space="preserve">Waarom een stakeholderanalyse?</w:t>
       </w:r>
     </w:p>
     <w:p>
       <w:pPr>
         <w:spacing w:after="120" w:line="264" w:lineRule="auto"/>
+        <w:rPr>
+          <w:lang w:val="nl-NL"/>
+        </w:rPr>
       </w:pPr>
       <w:r>
-        <w:t>Een stakeholder is iedereen met een belang bij of invloed op je project. Niet alleen je opdrachtgever, maar ook de eindgebruikers, collega's van de opdrachtgever, en mensen die ergens in het systeem zitten.</w:t>
+        <w:rPr>
+          <w:lang w:val="nl-NL"/>
+        </w:rPr>
+        <w:t xml:space="preserve">Een stakeholder is iedereen met een belang bij of invloed op je project. Niet alleen je opdrachtgever, maar ook de eindgebruikers, collega's van de opdrachtgever, en mensen die ergens in het systeem zitten.</w:t>
       </w:r>
     </w:p>
     <w:p>
       <w:pPr>
         <w:spacing w:after="120" w:line="264" w:lineRule="auto"/>
+        <w:rPr>
+          <w:lang w:val="nl-NL"/>
+        </w:rPr>
       </w:pPr>
       <w:r>
-        <w:t>Je brengt ze in kaart om twee redenen. Je wilt weten van wie je informatie nodig hebt, en je wilt voorkomen dat iemand met veel invloed halverwege dwarsligt omdat je hem niet hebt betrokken.</w:t>
-      </w:r>
-    </w:p>
-    <w:p>
-      <w:pPr>
-        <w:spacing w:after="120" w:line="264" w:lineRule="auto"/>
-      </w:pPr>
-      <w:r>
-        <w:t>Maak de analyse in de discover-fase (01), zodra je de opdracht kent. Werk hem bij als je nieuwe betrokkenen ontdekt.</w:t>
+        <w:rPr>
+          <w:lang w:val="nl-NL"/>
+        </w:rPr>
+        <w:t xml:space="preserve">Je brengt ze in kaart om twee redenen. Je wilt weten van wie je informatie nodig hebt, en je wilt voorkomen dat iemand met veel invloed halverwege dwarsligt omdat je die persoon niet hebt betrokken.</w:t>
       </w:r>
     </w:p>
     <w:p>
@@ -145,6 +417,9 @@
           <w:bottom w:val="single" w:sz="8" w:space="4" w:color="E5007D"/>
         </w:pBdr>
         <w:spacing w:before="360" w:after="140"/>
+        <w:rPr>
+          <w:lang w:val="nl-NL"/>
+        </w:rPr>
       </w:pPr>
       <w:r>
         <w:rPr>
@@ -153,16 +428,23 @@
           <w:color w:val="E5007D"/>
           <w:sz w:val="28"/>
           <w:szCs w:val="28"/>
+          <w:lang w:val="nl-NL"/>
         </w:rPr>
-        <w:t>Het macht/belang-grid</w:t>
+        <w:t xml:space="preserve">Het macht/belang-grid</w:t>
       </w:r>
     </w:p>
     <w:p>
       <w:pPr>
         <w:spacing w:after="120" w:line="264" w:lineRule="auto"/>
+        <w:rPr>
+          <w:lang w:val="nl-NL"/>
+        </w:rPr>
       </w:pPr>
       <w:r>
-        <w:t>Je zet elke stakeholder in een grid met twee assen: invloed (hoeveel macht heeft iemand over je project) en belang (hoeveel raakt je project hem). Waar iemand terechtkomt, bepaalt hoe je met hem omgaat.</w:t>
+        <w:rPr>
+          <w:lang w:val="nl-NL"/>
+        </w:rPr>
+        <w:t xml:space="preserve">Je zet elke stakeholder in een grid met twee assen: invloed, oftewel hoeveel macht iemand heeft over je project, en belang, oftewel hoeveel je project die persoon raakt. Waar iemand terechtkomt, bepaalt hoe je met hen omgaat.</w:t>
       </w:r>
     </w:p>
     <w:p>
@@ -175,10 +457,10 @@
           <w:noProof/>
         </w:rPr>
         <w:drawing>
-          <wp:inline distT="0" distB="0" distL="0" distR="0" wp14:anchorId="7F45714F" wp14:editId="2618E494">
+          <wp:inline distT="0" distB="0" distL="0" distR="0">
             <wp:extent cx="4591050" cy="3743325"/>
             <wp:effectExtent l="0" t="0" r="0" b="0"/>
-            <wp:docPr id="1" name="Picture 1"/>
+            <wp:docPr id="1" name="Macht/belang-grid"/>
             <wp:cNvGraphicFramePr>
               <a:graphicFrameLocks xmlns:a="http://schemas.openxmlformats.org/drawingml/2006/main" noChangeAspect="1"/>
             </wp:cNvGraphicFramePr>
@@ -218,6 +500,9 @@
       <w:pPr>
         <w:spacing w:after="120"/>
         <w:jc w:val="center"/>
+        <w:rPr>
+          <w:lang w:val="nl-NL"/>
+        </w:rPr>
       </w:pPr>
       <w:r>
         <w:rPr>
@@ -226,8 +511,9 @@
           <w:color w:val="595959"/>
           <w:sz w:val="16"/>
           <w:szCs w:val="16"/>
+          <w:lang w:val="nl-NL"/>
         </w:rPr>
-        <w:t>Het macht/belang-grid met de aanpak per kwadrant.</w:t>
+        <w:t xml:space="preserve">Het macht/belang-grid met de aanpak per kwadrant.</w:t>
       </w:r>
     </w:p>
     <w:tbl>
@@ -249,16 +535,10 @@
       </w:tblPr>
       <w:tblGrid>
         <w:gridCol w:w="2600"/>
-        <w:gridCol w:w="3700"/>
-        <w:gridCol w:w="3446"/>
+        <w:gridCol w:w="3600"/>
+        <w:gridCol w:w="3546"/>
       </w:tblGrid>
       <w:tr>
-        <w:tblPrEx>
-          <w:tblCellMar>
-            <w:top w:w="0" w:type="dxa"/>
-            <w:bottom w:w="0" w:type="dxa"/>
-          </w:tblCellMar>
-        </w:tblPrEx>
         <w:trPr>
           <w:tblHeader/>
         </w:trPr>
@@ -274,28 +554,33 @@
             <w:shd w:val="clear" w:color="auto" w:fill="E5007D"/>
             <w:tcMar>
               <w:top w:w="70" w:type="dxa"/>
-              <w:left w:w="120" w:type="dxa"/>
+              <w:left w:w="130" w:type="dxa"/>
               <w:bottom w:w="70" w:type="dxa"/>
-              <w:right w:w="120" w:type="dxa"/>
-            </w:tcMar>
-            <w:vAlign w:val="center"/>
-          </w:tcPr>
-          <w:p>
+              <w:right w:w="130" w:type="dxa"/>
+            </w:tcMar>
+          </w:tcPr>
+          <w:p>
+            <w:pPr>
+              <w:rPr>
+                <w:lang w:val="nl-NL"/>
+              </w:rPr>
+            </w:pPr>
             <w:r>
               <w:rPr>
                 <w:b/>
                 <w:bCs/>
                 <w:color w:val="FFFFFF"/>
-                <w:sz w:val="19"/>
-                <w:szCs w:val="19"/>
-              </w:rPr>
-              <w:t>Kwadrant</w:t>
-            </w:r>
-          </w:p>
-        </w:tc>
-        <w:tc>
-          <w:tcPr>
-            <w:tcW w:w="3700" w:type="dxa"/>
+                <w:sz w:val="18"/>
+                <w:szCs w:val="18"/>
+                <w:lang w:val="nl-NL"/>
+              </w:rPr>
+              <w:t xml:space="preserve">Kwadrant</w:t>
+            </w:r>
+          </w:p>
+        </w:tc>
+        <w:tc>
+          <w:tcPr>
+            <w:tcW w:w="3600" w:type="dxa"/>
             <w:tcBorders>
               <w:top w:val="single" w:sz="4" w:space="0" w:color="D9D9D9"/>
               <w:left w:val="single" w:sz="4" w:space="0" w:color="D9D9D9"/>
@@ -305,28 +590,33 @@
             <w:shd w:val="clear" w:color="auto" w:fill="E5007D"/>
             <w:tcMar>
               <w:top w:w="70" w:type="dxa"/>
-              <w:left w:w="120" w:type="dxa"/>
+              <w:left w:w="130" w:type="dxa"/>
               <w:bottom w:w="70" w:type="dxa"/>
-              <w:right w:w="120" w:type="dxa"/>
-            </w:tcMar>
-            <w:vAlign w:val="center"/>
-          </w:tcPr>
-          <w:p>
+              <w:right w:w="130" w:type="dxa"/>
+            </w:tcMar>
+          </w:tcPr>
+          <w:p>
+            <w:pPr>
+              <w:rPr>
+                <w:lang w:val="nl-NL"/>
+              </w:rPr>
+            </w:pPr>
             <w:r>
               <w:rPr>
                 <w:b/>
                 <w:bCs/>
                 <w:color w:val="FFFFFF"/>
-                <w:sz w:val="19"/>
-                <w:szCs w:val="19"/>
-              </w:rPr>
-              <w:t>Wat het betekent</w:t>
-            </w:r>
-          </w:p>
-        </w:tc>
-        <w:tc>
-          <w:tcPr>
-            <w:tcW w:w="3446" w:type="dxa"/>
+                <w:sz w:val="18"/>
+                <w:szCs w:val="18"/>
+                <w:lang w:val="nl-NL"/>
+              </w:rPr>
+              <w:t xml:space="preserve">Wat het betekent</w:t>
+            </w:r>
+          </w:p>
+        </w:tc>
+        <w:tc>
+          <w:tcPr>
+            <w:tcW w:w="3546" w:type="dxa"/>
             <w:tcBorders>
               <w:top w:val="single" w:sz="4" w:space="0" w:color="D9D9D9"/>
               <w:left w:val="single" w:sz="4" w:space="0" w:color="D9D9D9"/>
@@ -336,33 +626,138 @@
             <w:shd w:val="clear" w:color="auto" w:fill="E5007D"/>
             <w:tcMar>
               <w:top w:w="70" w:type="dxa"/>
-              <w:left w:w="120" w:type="dxa"/>
+              <w:left w:w="130" w:type="dxa"/>
               <w:bottom w:w="70" w:type="dxa"/>
-              <w:right w:w="120" w:type="dxa"/>
-            </w:tcMar>
-            <w:vAlign w:val="center"/>
-          </w:tcPr>
-          <w:p>
+              <w:right w:w="130" w:type="dxa"/>
+            </w:tcMar>
+          </w:tcPr>
+          <w:p>
+            <w:pPr>
+              <w:rPr>
+                <w:lang w:val="nl-NL"/>
+              </w:rPr>
+            </w:pPr>
             <w:r>
               <w:rPr>
                 <w:b/>
                 <w:bCs/>
                 <w:color w:val="FFFFFF"/>
+                <w:sz w:val="18"/>
+                <w:szCs w:val="18"/>
+                <w:lang w:val="nl-NL"/>
+              </w:rPr>
+              <w:t xml:space="preserve">Wat doe je</w:t>
+            </w:r>
+          </w:p>
+        </w:tc>
+      </w:tr>
+      <w:tr>
+        <w:trPr>
+          <w:cantSplit/>
+        </w:trPr>
+        <w:tc>
+          <w:tcPr>
+            <w:tcW w:w="2600" w:type="dxa"/>
+            <w:tcBorders>
+              <w:top w:val="single" w:sz="4" w:space="0" w:color="D9D9D9"/>
+              <w:left w:val="single" w:sz="4" w:space="0" w:color="D9D9D9"/>
+              <w:bottom w:val="single" w:sz="4" w:space="0" w:color="D9D9D9"/>
+              <w:right w:val="single" w:sz="4" w:space="0" w:color="D9D9D9"/>
+            </w:tcBorders>
+            <w:tcMar>
+              <w:top w:w="90" w:type="dxa"/>
+              <w:left w:w="130" w:type="dxa"/>
+              <w:bottom w:w="90" w:type="dxa"/>
+              <w:right w:w="130" w:type="dxa"/>
+            </w:tcMar>
+          </w:tcPr>
+          <w:p>
+            <w:pPr>
+              <w:rPr>
+                <w:lang w:val="nl-NL"/>
+              </w:rPr>
+            </w:pPr>
+            <w:r>
+              <w:rPr>
+                <w:b/>
+                <w:bCs/>
                 <w:sz w:val="19"/>
                 <w:szCs w:val="19"/>
-              </w:rPr>
-              <w:t>Wat doe je</w:t>
+                <w:lang w:val="nl-NL"/>
+              </w:rPr>
+              <w:t xml:space="preserve">Hoge invloed, hoog belang</w:t>
+            </w:r>
+          </w:p>
+        </w:tc>
+        <w:tc>
+          <w:tcPr>
+            <w:tcW w:w="3600" w:type="dxa"/>
+            <w:tcBorders>
+              <w:top w:val="single" w:sz="4" w:space="0" w:color="D9D9D9"/>
+              <w:left w:val="single" w:sz="4" w:space="0" w:color="D9D9D9"/>
+              <w:bottom w:val="single" w:sz="4" w:space="0" w:color="D9D9D9"/>
+              <w:right w:val="single" w:sz="4" w:space="0" w:color="D9D9D9"/>
+            </w:tcBorders>
+            <w:tcMar>
+              <w:top w:w="90" w:type="dxa"/>
+              <w:left w:w="130" w:type="dxa"/>
+              <w:bottom w:w="90" w:type="dxa"/>
+              <w:right w:w="130" w:type="dxa"/>
+            </w:tcMar>
+          </w:tcPr>
+          <w:p>
+            <w:pPr>
+              <w:rPr>
+                <w:lang w:val="nl-NL"/>
+              </w:rPr>
+            </w:pPr>
+            <w:r>
+              <w:rPr>
+                <w:sz w:val="18"/>
+                <w:szCs w:val="18"/>
+                <w:lang w:val="nl-NL"/>
+              </w:rPr>
+              <w:t xml:space="preserve">Je belangrijkste stakeholders. Vaak de opdrachtgever of een beslisser.</w:t>
+            </w:r>
+          </w:p>
+        </w:tc>
+        <w:tc>
+          <w:tcPr>
+            <w:tcW w:w="3546" w:type="dxa"/>
+            <w:tcBorders>
+              <w:top w:val="single" w:sz="4" w:space="0" w:color="D9D9D9"/>
+              <w:left w:val="single" w:sz="4" w:space="0" w:color="D9D9D9"/>
+              <w:bottom w:val="single" w:sz="4" w:space="0" w:color="D9D9D9"/>
+              <w:right w:val="single" w:sz="4" w:space="0" w:color="D9D9D9"/>
+            </w:tcBorders>
+            <w:tcMar>
+              <w:top w:w="90" w:type="dxa"/>
+              <w:left w:w="130" w:type="dxa"/>
+              <w:bottom w:w="90" w:type="dxa"/>
+              <w:right w:w="130" w:type="dxa"/>
+            </w:tcMar>
+          </w:tcPr>
+          <w:p>
+            <w:pPr>
+              <w:rPr>
+                <w:lang w:val="nl-NL"/>
+              </w:rPr>
+            </w:pPr>
+            <w:r>
+              <w:rPr>
+                <w:sz w:val="18"/>
+                <w:szCs w:val="18"/>
+                <w:lang w:val="nl-NL"/>
+              </w:rPr>
+              <w:t xml:space="preserve">Nauw betrekken: stem regelmatig af en houd ze actief betrokken.</w:t>
             </w:r>
           </w:p>
         </w:tc>
       </w:tr>
       <w:tr>
-        <w:tblPrEx>
-          <w:tblCellMar>
-            <w:top w:w="0" w:type="dxa"/>
-            <w:bottom w:w="0" w:type="dxa"/>
-          </w:tblCellMar>
-        </w:tblPrEx>
+        <w:trPr>
+          <w:cantSplit/>
+        </w:trPr>
         <w:tc>
           <w:tcPr>
             <w:tcW w:w="2600" w:type="dxa"/>
@@ -372,396 +767,311 @@
               <w:bottom w:val="single" w:sz="4" w:space="0" w:color="D9D9D9"/>
               <w:right w:val="single" w:sz="4" w:space="0" w:color="D9D9D9"/>
             </w:tcBorders>
-            <w:shd w:val="clear" w:color="auto" w:fill="FFFFFF"/>
-            <w:tcMar>
-              <w:top w:w="70" w:type="dxa"/>
-              <w:left w:w="120" w:type="dxa"/>
-              <w:bottom w:w="70" w:type="dxa"/>
-              <w:right w:w="120" w:type="dxa"/>
-            </w:tcMar>
-            <w:vAlign w:val="center"/>
-          </w:tcPr>
-          <w:p>
-            <w:pPr>
-              <w:spacing w:line="252" w:lineRule="auto"/>
-            </w:pPr>
-            <w:r>
-              <w:rPr>
+            <w:tcMar>
+              <w:top w:w="90" w:type="dxa"/>
+              <w:left w:w="130" w:type="dxa"/>
+              <w:bottom w:w="90" w:type="dxa"/>
+              <w:right w:w="130" w:type="dxa"/>
+            </w:tcMar>
+          </w:tcPr>
+          <w:p>
+            <w:pPr>
+              <w:rPr>
+                <w:lang w:val="nl-NL"/>
+              </w:rPr>
+            </w:pPr>
+            <w:r>
+              <w:rPr>
+                <w:b/>
+                <w:bCs/>
                 <w:sz w:val="19"/>
                 <w:szCs w:val="19"/>
-              </w:rPr>
-              <w:t>Hoge invloed, hoog belang</w:t>
-            </w:r>
-          </w:p>
-        </w:tc>
-        <w:tc>
-          <w:tcPr>
-            <w:tcW w:w="3700" w:type="dxa"/>
-            <w:tcBorders>
-              <w:top w:val="single" w:sz="4" w:space="0" w:color="D9D9D9"/>
-              <w:left w:val="single" w:sz="4" w:space="0" w:color="D9D9D9"/>
-              <w:bottom w:val="single" w:sz="4" w:space="0" w:color="D9D9D9"/>
-              <w:right w:val="single" w:sz="4" w:space="0" w:color="D9D9D9"/>
-            </w:tcBorders>
-            <w:shd w:val="clear" w:color="auto" w:fill="FFFFFF"/>
-            <w:tcMar>
-              <w:top w:w="70" w:type="dxa"/>
-              <w:left w:w="120" w:type="dxa"/>
-              <w:bottom w:w="70" w:type="dxa"/>
-              <w:right w:w="120" w:type="dxa"/>
-            </w:tcMar>
-            <w:vAlign w:val="center"/>
-          </w:tcPr>
-          <w:p>
-            <w:pPr>
-              <w:spacing w:line="252" w:lineRule="auto"/>
-            </w:pPr>
-            <w:r>
-              <w:rPr>
+                <w:lang w:val="nl-NL"/>
+              </w:rPr>
+              <w:t xml:space="preserve">Hoge invloed, laag belang</w:t>
+            </w:r>
+          </w:p>
+        </w:tc>
+        <w:tc>
+          <w:tcPr>
+            <w:tcW w:w="3600" w:type="dxa"/>
+            <w:tcBorders>
+              <w:top w:val="single" w:sz="4" w:space="0" w:color="D9D9D9"/>
+              <w:left w:val="single" w:sz="4" w:space="0" w:color="D9D9D9"/>
+              <w:bottom w:val="single" w:sz="4" w:space="0" w:color="D9D9D9"/>
+              <w:right w:val="single" w:sz="4" w:space="0" w:color="D9D9D9"/>
+            </w:tcBorders>
+            <w:tcMar>
+              <w:top w:w="90" w:type="dxa"/>
+              <w:left w:w="130" w:type="dxa"/>
+              <w:bottom w:w="90" w:type="dxa"/>
+              <w:right w:w="130" w:type="dxa"/>
+            </w:tcMar>
+          </w:tcPr>
+          <w:p>
+            <w:pPr>
+              <w:rPr>
+                <w:lang w:val="nl-NL"/>
+              </w:rPr>
+            </w:pPr>
+            <w:r>
+              <w:rPr>
+                <w:sz w:val="18"/>
+                <w:szCs w:val="18"/>
+                <w:lang w:val="nl-NL"/>
+              </w:rPr>
+              <w:t xml:space="preserve">Veel macht, maar weinig direct belang bij jouw project.</w:t>
+            </w:r>
+          </w:p>
+        </w:tc>
+        <w:tc>
+          <w:tcPr>
+            <w:tcW w:w="3546" w:type="dxa"/>
+            <w:tcBorders>
+              <w:top w:val="single" w:sz="4" w:space="0" w:color="D9D9D9"/>
+              <w:left w:val="single" w:sz="4" w:space="0" w:color="D9D9D9"/>
+              <w:bottom w:val="single" w:sz="4" w:space="0" w:color="D9D9D9"/>
+              <w:right w:val="single" w:sz="4" w:space="0" w:color="D9D9D9"/>
+            </w:tcBorders>
+            <w:tcMar>
+              <w:top w:w="90" w:type="dxa"/>
+              <w:left w:w="130" w:type="dxa"/>
+              <w:bottom w:w="90" w:type="dxa"/>
+              <w:right w:w="130" w:type="dxa"/>
+            </w:tcMar>
+          </w:tcPr>
+          <w:p>
+            <w:pPr>
+              <w:rPr>
+                <w:lang w:val="nl-NL"/>
+              </w:rPr>
+            </w:pPr>
+            <w:r>
+              <w:rPr>
+                <w:sz w:val="18"/>
+                <w:szCs w:val="18"/>
+                <w:lang w:val="nl-NL"/>
+              </w:rPr>
+              <w:t xml:space="preserve">Tevreden houden: informeer op hoofdlijnen en voorkom dat ze gaan dwarsliggen.</w:t>
+            </w:r>
+          </w:p>
+        </w:tc>
+      </w:tr>
+      <w:tr>
+        <w:trPr>
+          <w:cantSplit/>
+        </w:trPr>
+        <w:tc>
+          <w:tcPr>
+            <w:tcW w:w="2600" w:type="dxa"/>
+            <w:tcBorders>
+              <w:top w:val="single" w:sz="4" w:space="0" w:color="D9D9D9"/>
+              <w:left w:val="single" w:sz="4" w:space="0" w:color="D9D9D9"/>
+              <w:bottom w:val="single" w:sz="4" w:space="0" w:color="D9D9D9"/>
+              <w:right w:val="single" w:sz="4" w:space="0" w:color="D9D9D9"/>
+            </w:tcBorders>
+            <w:tcMar>
+              <w:top w:w="90" w:type="dxa"/>
+              <w:left w:w="130" w:type="dxa"/>
+              <w:bottom w:w="90" w:type="dxa"/>
+              <w:right w:w="130" w:type="dxa"/>
+            </w:tcMar>
+          </w:tcPr>
+          <w:p>
+            <w:pPr>
+              <w:rPr>
+                <w:lang w:val="nl-NL"/>
+              </w:rPr>
+            </w:pPr>
+            <w:r>
+              <w:rPr>
+                <w:b/>
+                <w:bCs/>
                 <w:sz w:val="19"/>
                 <w:szCs w:val="19"/>
-              </w:rPr>
-              <w:t>Je belangrijkste stakeholders. Vaak de opdrachtgever of een beslisser.</w:t>
-            </w:r>
-          </w:p>
-        </w:tc>
-        <w:tc>
-          <w:tcPr>
-            <w:tcW w:w="3446" w:type="dxa"/>
-            <w:tcBorders>
-              <w:top w:val="single" w:sz="4" w:space="0" w:color="D9D9D9"/>
-              <w:left w:val="single" w:sz="4" w:space="0" w:color="D9D9D9"/>
-              <w:bottom w:val="single" w:sz="4" w:space="0" w:color="D9D9D9"/>
-              <w:right w:val="single" w:sz="4" w:space="0" w:color="D9D9D9"/>
-            </w:tcBorders>
-            <w:shd w:val="clear" w:color="auto" w:fill="FFFFFF"/>
-            <w:tcMar>
-              <w:top w:w="70" w:type="dxa"/>
-              <w:left w:w="120" w:type="dxa"/>
-              <w:bottom w:w="70" w:type="dxa"/>
-              <w:right w:w="120" w:type="dxa"/>
-            </w:tcMar>
-            <w:vAlign w:val="center"/>
-          </w:tcPr>
-          <w:p>
-            <w:pPr>
-              <w:spacing w:line="252" w:lineRule="auto"/>
-            </w:pPr>
-            <w:r>
-              <w:rPr>
+                <w:lang w:val="nl-NL"/>
+              </w:rPr>
+              <w:t xml:space="preserve">Lage invloed, hoog belang</w:t>
+            </w:r>
+          </w:p>
+        </w:tc>
+        <w:tc>
+          <w:tcPr>
+            <w:tcW w:w="3600" w:type="dxa"/>
+            <w:tcBorders>
+              <w:top w:val="single" w:sz="4" w:space="0" w:color="D9D9D9"/>
+              <w:left w:val="single" w:sz="4" w:space="0" w:color="D9D9D9"/>
+              <w:bottom w:val="single" w:sz="4" w:space="0" w:color="D9D9D9"/>
+              <w:right w:val="single" w:sz="4" w:space="0" w:color="D9D9D9"/>
+            </w:tcBorders>
+            <w:tcMar>
+              <w:top w:w="90" w:type="dxa"/>
+              <w:left w:w="130" w:type="dxa"/>
+              <w:bottom w:w="90" w:type="dxa"/>
+              <w:right w:w="130" w:type="dxa"/>
+            </w:tcMar>
+          </w:tcPr>
+          <w:p>
+            <w:pPr>
+              <w:rPr>
+                <w:lang w:val="nl-NL"/>
+              </w:rPr>
+            </w:pPr>
+            <w:r>
+              <w:rPr>
+                <w:sz w:val="18"/>
+                <w:szCs w:val="18"/>
+                <w:lang w:val="nl-NL"/>
+              </w:rPr>
+              <w:t xml:space="preserve">Groot belang, weinig macht. Vaak je eindgebruikers.</w:t>
+            </w:r>
+          </w:p>
+        </w:tc>
+        <w:tc>
+          <w:tcPr>
+            <w:tcW w:w="3546" w:type="dxa"/>
+            <w:tcBorders>
+              <w:top w:val="single" w:sz="4" w:space="0" w:color="D9D9D9"/>
+              <w:left w:val="single" w:sz="4" w:space="0" w:color="D9D9D9"/>
+              <w:bottom w:val="single" w:sz="4" w:space="0" w:color="D9D9D9"/>
+              <w:right w:val="single" w:sz="4" w:space="0" w:color="D9D9D9"/>
+            </w:tcBorders>
+            <w:tcMar>
+              <w:top w:w="90" w:type="dxa"/>
+              <w:left w:w="130" w:type="dxa"/>
+              <w:bottom w:w="90" w:type="dxa"/>
+              <w:right w:w="130" w:type="dxa"/>
+            </w:tcMar>
+          </w:tcPr>
+          <w:p>
+            <w:pPr>
+              <w:rPr>
+                <w:lang w:val="nl-NL"/>
+              </w:rPr>
+            </w:pPr>
+            <w:r>
+              <w:rPr>
+                <w:sz w:val="18"/>
+                <w:szCs w:val="18"/>
+                <w:lang w:val="nl-NL"/>
+              </w:rPr>
+              <w:t xml:space="preserve">Goed informeren: houd ze op de hoogte en gebruik hun input.</w:t>
+            </w:r>
+          </w:p>
+        </w:tc>
+      </w:tr>
+      <w:tr>
+        <w:trPr>
+          <w:cantSplit/>
+        </w:trPr>
+        <w:tc>
+          <w:tcPr>
+            <w:tcW w:w="2600" w:type="dxa"/>
+            <w:tcBorders>
+              <w:top w:val="single" w:sz="4" w:space="0" w:color="D9D9D9"/>
+              <w:left w:val="single" w:sz="4" w:space="0" w:color="D9D9D9"/>
+              <w:bottom w:val="single" w:sz="4" w:space="0" w:color="D9D9D9"/>
+              <w:right w:val="single" w:sz="4" w:space="0" w:color="D9D9D9"/>
+            </w:tcBorders>
+            <w:tcMar>
+              <w:top w:w="90" w:type="dxa"/>
+              <w:left w:w="130" w:type="dxa"/>
+              <w:bottom w:w="90" w:type="dxa"/>
+              <w:right w:w="130" w:type="dxa"/>
+            </w:tcMar>
+          </w:tcPr>
+          <w:p>
+            <w:pPr>
+              <w:rPr>
+                <w:lang w:val="nl-NL"/>
+              </w:rPr>
+            </w:pPr>
+            <w:r>
+              <w:rPr>
+                <w:b/>
+                <w:bCs/>
                 <w:sz w:val="19"/>
                 <w:szCs w:val="19"/>
-              </w:rPr>
-              <w:t>Nauw betrekken: stem regelmatig af en houd ze actief betrokken.</w:t>
-            </w:r>
-          </w:p>
-        </w:tc>
-      </w:tr>
-      <w:tr>
-        <w:tblPrEx>
-          <w:tblCellMar>
-            <w:top w:w="0" w:type="dxa"/>
-            <w:bottom w:w="0" w:type="dxa"/>
-          </w:tblCellMar>
-        </w:tblPrEx>
-        <w:tc>
-          <w:tcPr>
-            <w:tcW w:w="2600" w:type="dxa"/>
-            <w:tcBorders>
-              <w:top w:val="single" w:sz="4" w:space="0" w:color="D9D9D9"/>
-              <w:left w:val="single" w:sz="4" w:space="0" w:color="D9D9D9"/>
-              <w:bottom w:val="single" w:sz="4" w:space="0" w:color="D9D9D9"/>
-              <w:right w:val="single" w:sz="4" w:space="0" w:color="D9D9D9"/>
-            </w:tcBorders>
-            <w:shd w:val="clear" w:color="auto" w:fill="FAFAFA"/>
-            <w:tcMar>
-              <w:top w:w="70" w:type="dxa"/>
-              <w:left w:w="120" w:type="dxa"/>
-              <w:bottom w:w="70" w:type="dxa"/>
-              <w:right w:w="120" w:type="dxa"/>
-            </w:tcMar>
-            <w:vAlign w:val="center"/>
-          </w:tcPr>
-          <w:p>
-            <w:pPr>
-              <w:spacing w:line="252" w:lineRule="auto"/>
-            </w:pPr>
-            <w:r>
-              <w:rPr>
-                <w:sz w:val="19"/>
-                <w:szCs w:val="19"/>
-              </w:rPr>
-              <w:lastRenderedPageBreak/>
-              <w:t>Hoge invloed, laag belang</w:t>
-            </w:r>
-          </w:p>
-        </w:tc>
-        <w:tc>
-          <w:tcPr>
-            <w:tcW w:w="3700" w:type="dxa"/>
-            <w:tcBorders>
-              <w:top w:val="single" w:sz="4" w:space="0" w:color="D9D9D9"/>
-              <w:left w:val="single" w:sz="4" w:space="0" w:color="D9D9D9"/>
-              <w:bottom w:val="single" w:sz="4" w:space="0" w:color="D9D9D9"/>
-              <w:right w:val="single" w:sz="4" w:space="0" w:color="D9D9D9"/>
-            </w:tcBorders>
-            <w:shd w:val="clear" w:color="auto" w:fill="FAFAFA"/>
-            <w:tcMar>
-              <w:top w:w="70" w:type="dxa"/>
-              <w:left w:w="120" w:type="dxa"/>
-              <w:bottom w:w="70" w:type="dxa"/>
-              <w:right w:w="120" w:type="dxa"/>
-            </w:tcMar>
-            <w:vAlign w:val="center"/>
-          </w:tcPr>
-          <w:p>
-            <w:pPr>
-              <w:spacing w:line="252" w:lineRule="auto"/>
-            </w:pPr>
-            <w:r>
-              <w:rPr>
-                <w:sz w:val="19"/>
-                <w:szCs w:val="19"/>
-              </w:rPr>
-              <w:t>Veel macht, maar weinig direct belang bij jouw project.</w:t>
-            </w:r>
-          </w:p>
-        </w:tc>
-        <w:tc>
-          <w:tcPr>
-            <w:tcW w:w="3446" w:type="dxa"/>
-            <w:tcBorders>
-              <w:top w:val="single" w:sz="4" w:space="0" w:color="D9D9D9"/>
-              <w:left w:val="single" w:sz="4" w:space="0" w:color="D9D9D9"/>
-              <w:bottom w:val="single" w:sz="4" w:space="0" w:color="D9D9D9"/>
-              <w:right w:val="single" w:sz="4" w:space="0" w:color="D9D9D9"/>
-            </w:tcBorders>
-            <w:shd w:val="clear" w:color="auto" w:fill="FAFAFA"/>
-            <w:tcMar>
-              <w:top w:w="70" w:type="dxa"/>
-              <w:left w:w="120" w:type="dxa"/>
-              <w:bottom w:w="70" w:type="dxa"/>
-              <w:right w:w="120" w:type="dxa"/>
-            </w:tcMar>
-            <w:vAlign w:val="center"/>
-          </w:tcPr>
-          <w:p>
-            <w:pPr>
-              <w:spacing w:line="252" w:lineRule="auto"/>
-            </w:pPr>
-            <w:r>
-              <w:rPr>
-                <w:sz w:val="19"/>
-                <w:szCs w:val="19"/>
-              </w:rPr>
-              <w:t>Tevreden houden: informeer op hoofdlijnen en voorkom dat ze gaan dwarsliggen.</w:t>
-            </w:r>
-          </w:p>
-        </w:tc>
-      </w:tr>
-      <w:tr>
-        <w:tblPrEx>
-          <w:tblCellMar>
-            <w:top w:w="0" w:type="dxa"/>
-            <w:bottom w:w="0" w:type="dxa"/>
-          </w:tblCellMar>
-        </w:tblPrEx>
-        <w:tc>
-          <w:tcPr>
-            <w:tcW w:w="2600" w:type="dxa"/>
-            <w:tcBorders>
-              <w:top w:val="single" w:sz="4" w:space="0" w:color="D9D9D9"/>
-              <w:left w:val="single" w:sz="4" w:space="0" w:color="D9D9D9"/>
-              <w:bottom w:val="single" w:sz="4" w:space="0" w:color="D9D9D9"/>
-              <w:right w:val="single" w:sz="4" w:space="0" w:color="D9D9D9"/>
-            </w:tcBorders>
-            <w:shd w:val="clear" w:color="auto" w:fill="FFFFFF"/>
-            <w:tcMar>
-              <w:top w:w="70" w:type="dxa"/>
-              <w:left w:w="120" w:type="dxa"/>
-              <w:bottom w:w="70" w:type="dxa"/>
-              <w:right w:w="120" w:type="dxa"/>
-            </w:tcMar>
-            <w:vAlign w:val="center"/>
-          </w:tcPr>
-          <w:p>
-            <w:pPr>
-              <w:spacing w:line="252" w:lineRule="auto"/>
-            </w:pPr>
-            <w:r>
-              <w:rPr>
-                <w:sz w:val="19"/>
-                <w:szCs w:val="19"/>
-              </w:rPr>
-              <w:t>Lage invloed, hoog belang</w:t>
-            </w:r>
-          </w:p>
-        </w:tc>
-        <w:tc>
-          <w:tcPr>
-            <w:tcW w:w="3700" w:type="dxa"/>
-            <w:tcBorders>
-              <w:top w:val="single" w:sz="4" w:space="0" w:color="D9D9D9"/>
-              <w:left w:val="single" w:sz="4" w:space="0" w:color="D9D9D9"/>
-              <w:bottom w:val="single" w:sz="4" w:space="0" w:color="D9D9D9"/>
-              <w:right w:val="single" w:sz="4" w:space="0" w:color="D9D9D9"/>
-            </w:tcBorders>
-            <w:shd w:val="clear" w:color="auto" w:fill="FFFFFF"/>
-            <w:tcMar>
-              <w:top w:w="70" w:type="dxa"/>
-              <w:left w:w="120" w:type="dxa"/>
-              <w:bottom w:w="70" w:type="dxa"/>
-              <w:right w:w="120" w:type="dxa"/>
-            </w:tcMar>
-            <w:vAlign w:val="center"/>
-          </w:tcPr>
-          <w:p>
-            <w:pPr>
-              <w:spacing w:line="252" w:lineRule="auto"/>
-            </w:pPr>
-            <w:r>
-              <w:rPr>
-                <w:sz w:val="19"/>
-                <w:szCs w:val="19"/>
-              </w:rPr>
-              <w:t>Groot belang, weinig macht. Vaak je eindgebruikers.</w:t>
-            </w:r>
-          </w:p>
-        </w:tc>
-        <w:tc>
-          <w:tcPr>
-            <w:tcW w:w="3446" w:type="dxa"/>
-            <w:tcBorders>
-              <w:top w:val="single" w:sz="4" w:space="0" w:color="D9D9D9"/>
-              <w:left w:val="single" w:sz="4" w:space="0" w:color="D9D9D9"/>
-              <w:bottom w:val="single" w:sz="4" w:space="0" w:color="D9D9D9"/>
-              <w:right w:val="single" w:sz="4" w:space="0" w:color="D9D9D9"/>
-            </w:tcBorders>
-            <w:shd w:val="clear" w:color="auto" w:fill="FFFFFF"/>
-            <w:tcMar>
-              <w:top w:w="70" w:type="dxa"/>
-              <w:left w:w="120" w:type="dxa"/>
-              <w:bottom w:w="70" w:type="dxa"/>
-              <w:right w:w="120" w:type="dxa"/>
-            </w:tcMar>
-            <w:vAlign w:val="center"/>
-          </w:tcPr>
-          <w:p>
-            <w:pPr>
-              <w:spacing w:line="252" w:lineRule="auto"/>
-            </w:pPr>
-            <w:r>
-              <w:rPr>
-                <w:sz w:val="19"/>
-                <w:szCs w:val="19"/>
-              </w:rPr>
-              <w:t>Goed informeren: houd ze op de hoogte en gebruik hun input.</w:t>
-            </w:r>
-          </w:p>
-        </w:tc>
-      </w:tr>
-      <w:tr>
-        <w:tblPrEx>
-          <w:tblCellMar>
-            <w:top w:w="0" w:type="dxa"/>
-            <w:bottom w:w="0" w:type="dxa"/>
-          </w:tblCellMar>
-        </w:tblPrEx>
-        <w:tc>
-          <w:tcPr>
-            <w:tcW w:w="2600" w:type="dxa"/>
-            <w:tcBorders>
-              <w:top w:val="single" w:sz="4" w:space="0" w:color="D9D9D9"/>
-              <w:left w:val="single" w:sz="4" w:space="0" w:color="D9D9D9"/>
-              <w:bottom w:val="single" w:sz="4" w:space="0" w:color="D9D9D9"/>
-              <w:right w:val="single" w:sz="4" w:space="0" w:color="D9D9D9"/>
-            </w:tcBorders>
-            <w:shd w:val="clear" w:color="auto" w:fill="FAFAFA"/>
-            <w:tcMar>
-              <w:top w:w="70" w:type="dxa"/>
-              <w:left w:w="120" w:type="dxa"/>
-              <w:bottom w:w="70" w:type="dxa"/>
-              <w:right w:w="120" w:type="dxa"/>
-            </w:tcMar>
-            <w:vAlign w:val="center"/>
-          </w:tcPr>
-          <w:p>
-            <w:pPr>
-              <w:spacing w:line="252" w:lineRule="auto"/>
-            </w:pPr>
-            <w:r>
-              <w:rPr>
-                <w:sz w:val="19"/>
-                <w:szCs w:val="19"/>
-              </w:rPr>
-              <w:t>Lage invloed, laag belang</w:t>
-            </w:r>
-          </w:p>
-        </w:tc>
-        <w:tc>
-          <w:tcPr>
-            <w:tcW w:w="3700" w:type="dxa"/>
-            <w:tcBorders>
-              <w:top w:val="single" w:sz="4" w:space="0" w:color="D9D9D9"/>
-              <w:left w:val="single" w:sz="4" w:space="0" w:color="D9D9D9"/>
-              <w:bottom w:val="single" w:sz="4" w:space="0" w:color="D9D9D9"/>
-              <w:right w:val="single" w:sz="4" w:space="0" w:color="D9D9D9"/>
-            </w:tcBorders>
-            <w:shd w:val="clear" w:color="auto" w:fill="FAFAFA"/>
-            <w:tcMar>
-              <w:top w:w="70" w:type="dxa"/>
-              <w:left w:w="120" w:type="dxa"/>
-              <w:bottom w:w="70" w:type="dxa"/>
-              <w:right w:w="120" w:type="dxa"/>
-            </w:tcMar>
-            <w:vAlign w:val="center"/>
-          </w:tcPr>
-          <w:p>
-            <w:pPr>
-              <w:spacing w:line="252" w:lineRule="auto"/>
-            </w:pPr>
-            <w:r>
-              <w:rPr>
-                <w:sz w:val="19"/>
-                <w:szCs w:val="19"/>
-              </w:rPr>
-              <w:t>Weinig belang, weinig macht.</w:t>
-            </w:r>
-          </w:p>
-        </w:tc>
-        <w:tc>
-          <w:tcPr>
-            <w:tcW w:w="3446" w:type="dxa"/>
-            <w:tcBorders>
-              <w:top w:val="single" w:sz="4" w:space="0" w:color="D9D9D9"/>
-              <w:left w:val="single" w:sz="4" w:space="0" w:color="D9D9D9"/>
-              <w:bottom w:val="single" w:sz="4" w:space="0" w:color="D9D9D9"/>
-              <w:right w:val="single" w:sz="4" w:space="0" w:color="D9D9D9"/>
-            </w:tcBorders>
-            <w:shd w:val="clear" w:color="auto" w:fill="FAFAFA"/>
-            <w:tcMar>
-              <w:top w:w="70" w:type="dxa"/>
-              <w:left w:w="120" w:type="dxa"/>
-              <w:bottom w:w="70" w:type="dxa"/>
-              <w:right w:w="120" w:type="dxa"/>
-            </w:tcMar>
-            <w:vAlign w:val="center"/>
-          </w:tcPr>
-          <w:p>
-            <w:pPr>
-              <w:spacing w:line="252" w:lineRule="auto"/>
-            </w:pPr>
-            <w:r>
-              <w:rPr>
-                <w:sz w:val="19"/>
-                <w:szCs w:val="19"/>
-              </w:rPr>
-              <w:t>In de gaten houden: minimale aandacht, maar blijf alert of dat verandert.</w:t>
+                <w:lang w:val="nl-NL"/>
+              </w:rPr>
+              <w:t xml:space="preserve">Lage invloed, laag belang</w:t>
+            </w:r>
+          </w:p>
+        </w:tc>
+        <w:tc>
+          <w:tcPr>
+            <w:tcW w:w="3600" w:type="dxa"/>
+            <w:tcBorders>
+              <w:top w:val="single" w:sz="4" w:space="0" w:color="D9D9D9"/>
+              <w:left w:val="single" w:sz="4" w:space="0" w:color="D9D9D9"/>
+              <w:bottom w:val="single" w:sz="4" w:space="0" w:color="D9D9D9"/>
+              <w:right w:val="single" w:sz="4" w:space="0" w:color="D9D9D9"/>
+            </w:tcBorders>
+            <w:tcMar>
+              <w:top w:w="90" w:type="dxa"/>
+              <w:left w:w="130" w:type="dxa"/>
+              <w:bottom w:w="90" w:type="dxa"/>
+              <w:right w:w="130" w:type="dxa"/>
+            </w:tcMar>
+          </w:tcPr>
+          <w:p>
+            <w:pPr>
+              <w:rPr>
+                <w:lang w:val="nl-NL"/>
+              </w:rPr>
+            </w:pPr>
+            <w:r>
+              <w:rPr>
+                <w:sz w:val="18"/>
+                <w:szCs w:val="18"/>
+                <w:lang w:val="nl-NL"/>
+              </w:rPr>
+              <w:t xml:space="preserve">Weinig belang, weinig macht.</w:t>
+            </w:r>
+          </w:p>
+        </w:tc>
+        <w:tc>
+          <w:tcPr>
+            <w:tcW w:w="3546" w:type="dxa"/>
+            <w:tcBorders>
+              <w:top w:val="single" w:sz="4" w:space="0" w:color="D9D9D9"/>
+              <w:left w:val="single" w:sz="4" w:space="0" w:color="D9D9D9"/>
+              <w:bottom w:val="single" w:sz="4" w:space="0" w:color="D9D9D9"/>
+              <w:right w:val="single" w:sz="4" w:space="0" w:color="D9D9D9"/>
+            </w:tcBorders>
+            <w:tcMar>
+              <w:top w:w="90" w:type="dxa"/>
+              <w:left w:w="130" w:type="dxa"/>
+              <w:bottom w:w="90" w:type="dxa"/>
+              <w:right w:w="130" w:type="dxa"/>
+            </w:tcMar>
+          </w:tcPr>
+          <w:p>
+            <w:pPr>
+              <w:rPr>
+                <w:lang w:val="nl-NL"/>
+              </w:rPr>
+            </w:pPr>
+            <w:r>
+              <w:rPr>
+                <w:sz w:val="18"/>
+                <w:szCs w:val="18"/>
+                <w:lang w:val="nl-NL"/>
+              </w:rPr>
+              <w:t xml:space="preserve">In de gaten houden: minimale aandacht, maar blijf alert of dat verandert.</w:t>
             </w:r>
           </w:p>
         </w:tc>
       </w:tr>
     </w:tbl>
+    <w:p>
+      <w:pPr>
+        <w:spacing w:after="120"/>
+        <w:rPr>
+          <w:lang w:val="nl-NL"/>
+        </w:rPr>
+      </w:pPr>
+    </w:p>
     <w:p>
       <w:pPr>
         <w:keepNext/>
@@ -769,6 +1079,9 @@
           <w:bottom w:val="single" w:sz="8" w:space="4" w:color="E5007D"/>
         </w:pBdr>
         <w:spacing w:before="360" w:after="140"/>
+        <w:rPr>
+          <w:lang w:val="nl-NL"/>
+        </w:rPr>
       </w:pPr>
       <w:r>
         <w:rPr>
@@ -777,8 +1090,9 @@
           <w:color w:val="E5007D"/>
           <w:sz w:val="28"/>
           <w:szCs w:val="28"/>
+          <w:lang w:val="nl-NL"/>
         </w:rPr>
-        <w:t>Zo maak je een stakeholderanalyse</w:t>
+        <w:t xml:space="preserve">Zo maak je een stakeholderanalyse</w:t>
       </w:r>
     </w:p>
     <w:p>
@@ -786,18 +1100,25 @@
         <w:pStyle w:val="ListParagraph"/>
         <w:numPr>
           <w:ilvl w:val="0"/>
-          <w:numId w:val="2"/>
+          <w:numId w:val="901"/>
         </w:numPr>
         <w:spacing w:after="90" w:line="262" w:lineRule="auto"/>
+        <w:rPr>
+          <w:lang w:val="nl-NL"/>
+        </w:rPr>
       </w:pPr>
       <w:r>
         <w:rPr>
           <w:b/>
           <w:bCs/>
+          <w:lang w:val="nl-NL"/>
         </w:rPr>
-        <w:t>Maak een brede lijst.</w:t>
+        <w:t xml:space="preserve">Maak een brede lijst.</w:t>
       </w:r>
       <w:r>
+        <w:rPr>
+          <w:lang w:val="nl-NL"/>
+        </w:rPr>
         <w:t xml:space="preserve"> Schrijf iedereen op die met je project te maken heeft: opdrachtgever, gebruikers, beslissers, leveranciers, omwonenden, collega's.</w:t>
       </w:r>
     </w:p>
@@ -806,18 +1127,25 @@
         <w:pStyle w:val="ListParagraph"/>
         <w:numPr>
           <w:ilvl w:val="0"/>
-          <w:numId w:val="2"/>
+          <w:numId w:val="901"/>
         </w:numPr>
         <w:spacing w:after="90" w:line="262" w:lineRule="auto"/>
+        <w:rPr>
+          <w:lang w:val="nl-NL"/>
+        </w:rPr>
       </w:pPr>
       <w:r>
         <w:rPr>
           <w:b/>
           <w:bCs/>
+          <w:lang w:val="nl-NL"/>
         </w:rPr>
-        <w:t>Bepaal per stakeholder het belang.</w:t>
+        <w:t xml:space="preserve">Bepaal per stakeholder het belang.</w:t>
       </w:r>
       <w:r>
+        <w:rPr>
+          <w:lang w:val="nl-NL"/>
+        </w:rPr>
         <w:t xml:space="preserve"> Hoeveel raakt jouw project hen? Hoog of laag.</w:t>
       </w:r>
     </w:p>
@@ -826,18 +1154,25 @@
         <w:pStyle w:val="ListParagraph"/>
         <w:numPr>
           <w:ilvl w:val="0"/>
-          <w:numId w:val="2"/>
+          <w:numId w:val="901"/>
         </w:numPr>
         <w:spacing w:after="90" w:line="262" w:lineRule="auto"/>
+        <w:rPr>
+          <w:lang w:val="nl-NL"/>
+        </w:rPr>
       </w:pPr>
       <w:r>
         <w:rPr>
           <w:b/>
           <w:bCs/>
+          <w:lang w:val="nl-NL"/>
         </w:rPr>
-        <w:t>Bepaal per stakeholder de invloed.</w:t>
+        <w:t xml:space="preserve">Bepaal per stakeholder de invloed.</w:t>
       </w:r>
       <w:r>
+        <w:rPr>
+          <w:lang w:val="nl-NL"/>
+        </w:rPr>
         <w:t xml:space="preserve"> Hoeveel macht hebben zij over jouw project of het resultaat? Hoog of laag.</w:t>
       </w:r>
     </w:p>
@@ -846,19 +1181,26 @@
         <w:pStyle w:val="ListParagraph"/>
         <w:numPr>
           <w:ilvl w:val="0"/>
-          <w:numId w:val="2"/>
+          <w:numId w:val="901"/>
         </w:numPr>
         <w:spacing w:after="90" w:line="262" w:lineRule="auto"/>
+        <w:rPr>
+          <w:lang w:val="nl-NL"/>
+        </w:rPr>
       </w:pPr>
       <w:r>
         <w:rPr>
           <w:b/>
           <w:bCs/>
+          <w:lang w:val="nl-NL"/>
         </w:rPr>
-        <w:t>Plaats ze in het grid.</w:t>
+        <w:t xml:space="preserve">Plaats ze in het grid.</w:t>
       </w:r>
       <w:r>
-        <w:t xml:space="preserve"> Gebruik de positie, niet je onderbuik. Beoordeel invloed en belang los van elkaar.</w:t>
+        <w:rPr>
+          <w:lang w:val="nl-NL"/>
+        </w:rPr>
+        <w:t xml:space="preserve"> Beoordeel invloed en belang los van elkaar, op feiten en niet op onderbuikgevoel.</w:t>
       </w:r>
     </w:p>
     <w:p>
@@ -866,18 +1208,25 @@
         <w:pStyle w:val="ListParagraph"/>
         <w:numPr>
           <w:ilvl w:val="0"/>
-          <w:numId w:val="2"/>
+          <w:numId w:val="901"/>
         </w:numPr>
         <w:spacing w:after="90" w:line="262" w:lineRule="auto"/>
+        <w:rPr>
+          <w:lang w:val="nl-NL"/>
+        </w:rPr>
       </w:pPr>
       <w:r>
         <w:rPr>
           <w:b/>
           <w:bCs/>
+          <w:lang w:val="nl-NL"/>
         </w:rPr>
-        <w:t>Bepaal je aanpak per kwadrant.</w:t>
+        <w:t xml:space="preserve">Bepaal je aanpak per kwadrant.</w:t>
       </w:r>
       <w:r>
+        <w:rPr>
+          <w:lang w:val="nl-NL"/>
+        </w:rPr>
         <w:t xml:space="preserve"> Leg vast hoe en hoe vaak je contact houdt (zie 06 Opdrachtgever-afspraken).</w:t>
       </w:r>
     </w:p>
@@ -886,18 +1235,25 @@
         <w:pStyle w:val="ListParagraph"/>
         <w:numPr>
           <w:ilvl w:val="0"/>
-          <w:numId w:val="2"/>
+          <w:numId w:val="901"/>
         </w:numPr>
         <w:spacing w:after="90" w:line="262" w:lineRule="auto"/>
+        <w:rPr>
+          <w:lang w:val="nl-NL"/>
+        </w:rPr>
       </w:pPr>
       <w:r>
         <w:rPr>
           <w:b/>
           <w:bCs/>
+          <w:lang w:val="nl-NL"/>
         </w:rPr>
-        <w:t>Werk het bij.</w:t>
+        <w:t xml:space="preserve">Werk het bij.</w:t>
       </w:r>
       <w:r>
+        <w:rPr>
+          <w:lang w:val="nl-NL"/>
+        </w:rPr>
         <w:t xml:space="preserve"> Stakeholders verschuiven; iemand kan belangrijker worden naarmate het project vordert.</w:t>
       </w:r>
     </w:p>
@@ -908,6 +1264,9 @@
           <w:bottom w:val="single" w:sz="8" w:space="4" w:color="E5007D"/>
         </w:pBdr>
         <w:spacing w:before="360" w:after="140"/>
+        <w:rPr>
+          <w:lang w:val="nl-NL"/>
+        </w:rPr>
       </w:pPr>
       <w:r>
         <w:rPr>
@@ -916,16 +1275,23 @@
           <w:color w:val="E5007D"/>
           <w:sz w:val="28"/>
           <w:szCs w:val="28"/>
+          <w:lang w:val="nl-NL"/>
         </w:rPr>
-        <w:t>Invulbaar grid</w:t>
+        <w:t xml:space="preserve">Invulbaar: het grid</w:t>
       </w:r>
     </w:p>
     <w:p>
       <w:pPr>
         <w:spacing w:after="120" w:line="264" w:lineRule="auto"/>
+        <w:rPr>
+          <w:lang w:val="nl-NL"/>
+        </w:rPr>
       </w:pPr>
       <w:r>
-        <w:t>Plaats je stakeholders in het juiste vak. Lees de invloed van onder (laag) naar boven (hoog) en het belang van links (laag) naar rechts (hoog).</w:t>
+        <w:rPr>
+          <w:lang w:val="nl-NL"/>
+        </w:rPr>
+        <w:t xml:space="preserve">Plaats je stakeholders in het juiste vak en zet er per partij bij waarom ze daar staan. Zonder die onderbouwing is het grid een plaatje.</w:t>
       </w:r>
     </w:p>
     <w:tbl>
@@ -946,104 +1312,397 @@
         <w:tblLook w:val="04A0" w:firstRow="1" w:lastRow="0" w:firstColumn="1" w:lastColumn="0" w:noHBand="0" w:noVBand="1"/>
       </w:tblPr>
       <w:tblGrid>
-        <w:gridCol w:w="1000"/>
-        <w:gridCol w:w="4373"/>
-        <w:gridCol w:w="4373"/>
+        <w:gridCol w:w="1400"/>
+        <w:gridCol w:w="4173"/>
+        <w:gridCol w:w="4173"/>
       </w:tblGrid>
       <w:tr>
-        <w:tblPrEx>
-          <w:tblCellMar>
-            <w:top w:w="0" w:type="dxa"/>
-            <w:bottom w:w="0" w:type="dxa"/>
-          </w:tblCellMar>
-        </w:tblPrEx>
-        <w:tc>
-          <w:tcPr>
-            <w:tcW w:w="1000" w:type="dxa"/>
-            <w:tcBorders>
-              <w:bottom w:val="single" w:sz="4" w:space="0" w:color="D9D9D9"/>
-              <w:right w:val="single" w:sz="4" w:space="0" w:color="D9D9D9"/>
-            </w:tcBorders>
-          </w:tcPr>
-          <w:p/>
-        </w:tc>
-        <w:tc>
-          <w:tcPr>
-            <w:tcW w:w="4373" w:type="dxa"/>
-            <w:tcBorders>
-              <w:top w:val="single" w:sz="4" w:space="0" w:color="D9D9D9"/>
-              <w:left w:val="single" w:sz="4" w:space="0" w:color="D9D9D9"/>
-              <w:bottom w:val="single" w:sz="4" w:space="0" w:color="D9D9D9"/>
-              <w:right w:val="single" w:sz="4" w:space="0" w:color="D9D9D9"/>
-            </w:tcBorders>
-            <w:shd w:val="clear" w:color="auto" w:fill="F4F4F4"/>
-            <w:tcMar>
-              <w:top w:w="60" w:type="dxa"/>
-              <w:left w:w="120" w:type="dxa"/>
-              <w:bottom w:w="60" w:type="dxa"/>
-              <w:right w:w="120" w:type="dxa"/>
-            </w:tcMar>
-          </w:tcPr>
-          <w:p>
-            <w:pPr>
-              <w:jc w:val="center"/>
+        <w:trPr>
+          <w:tblHeader/>
+        </w:trPr>
+        <w:tc>
+          <w:tcPr>
+            <w:tcW w:w="1400" w:type="dxa"/>
+            <w:tcBorders>
+              <w:top w:val="single" w:sz="4" w:space="0" w:color="D9D9D9"/>
+              <w:left w:val="single" w:sz="4" w:space="0" w:color="D9D9D9"/>
+              <w:bottom w:val="single" w:sz="4" w:space="0" w:color="D9D9D9"/>
+              <w:right w:val="single" w:sz="4" w:space="0" w:color="D9D9D9"/>
+            </w:tcBorders>
+            <w:shd w:val="clear" w:color="auto" w:fill="E5007D"/>
+            <w:tcMar>
+              <w:top w:w="70" w:type="dxa"/>
+              <w:left w:w="130" w:type="dxa"/>
+              <w:bottom w:w="70" w:type="dxa"/>
+              <w:right w:w="130" w:type="dxa"/>
+            </w:tcMar>
+          </w:tcPr>
+          <w:p>
+            <w:pPr>
+              <w:rPr>
+                <w:lang w:val="nl-NL"/>
+              </w:rPr>
             </w:pPr>
             <w:r>
               <w:rPr>
                 <w:b/>
                 <w:bCs/>
+                <w:color w:val="FFFFFF"/>
+                <w:sz w:val="18"/>
+                <w:szCs w:val="18"/>
+                <w:lang w:val="nl-NL"/>
+              </w:rPr>
+              <w:t xml:space="preserve"/>
+            </w:r>
+          </w:p>
+        </w:tc>
+        <w:tc>
+          <w:tcPr>
+            <w:tcW w:w="4173" w:type="dxa"/>
+            <w:tcBorders>
+              <w:top w:val="single" w:sz="4" w:space="0" w:color="D9D9D9"/>
+              <w:left w:val="single" w:sz="4" w:space="0" w:color="D9D9D9"/>
+              <w:bottom w:val="single" w:sz="4" w:space="0" w:color="D9D9D9"/>
+              <w:right w:val="single" w:sz="4" w:space="0" w:color="D9D9D9"/>
+            </w:tcBorders>
+            <w:shd w:val="clear" w:color="auto" w:fill="E5007D"/>
+            <w:tcMar>
+              <w:top w:w="70" w:type="dxa"/>
+              <w:left w:w="130" w:type="dxa"/>
+              <w:bottom w:w="70" w:type="dxa"/>
+              <w:right w:w="130" w:type="dxa"/>
+            </w:tcMar>
+          </w:tcPr>
+          <w:p>
+            <w:pPr>
+              <w:rPr>
+                <w:lang w:val="nl-NL"/>
+              </w:rPr>
+            </w:pPr>
+            <w:r>
+              <w:rPr>
+                <w:b/>
+                <w:bCs/>
+                <w:color w:val="FFFFFF"/>
+                <w:sz w:val="18"/>
+                <w:szCs w:val="18"/>
+                <w:lang w:val="nl-NL"/>
+              </w:rPr>
+              <w:t xml:space="preserve">Laag belang</w:t>
+            </w:r>
+          </w:p>
+        </w:tc>
+        <w:tc>
+          <w:tcPr>
+            <w:tcW w:w="4173" w:type="dxa"/>
+            <w:tcBorders>
+              <w:top w:val="single" w:sz="4" w:space="0" w:color="D9D9D9"/>
+              <w:left w:val="single" w:sz="4" w:space="0" w:color="D9D9D9"/>
+              <w:bottom w:val="single" w:sz="4" w:space="0" w:color="D9D9D9"/>
+              <w:right w:val="single" w:sz="4" w:space="0" w:color="D9D9D9"/>
+            </w:tcBorders>
+            <w:shd w:val="clear" w:color="auto" w:fill="E5007D"/>
+            <w:tcMar>
+              <w:top w:w="70" w:type="dxa"/>
+              <w:left w:w="130" w:type="dxa"/>
+              <w:bottom w:w="70" w:type="dxa"/>
+              <w:right w:w="130" w:type="dxa"/>
+            </w:tcMar>
+          </w:tcPr>
+          <w:p>
+            <w:pPr>
+              <w:rPr>
+                <w:lang w:val="nl-NL"/>
+              </w:rPr>
+            </w:pPr>
+            <w:r>
+              <w:rPr>
+                <w:b/>
+                <w:bCs/>
+                <w:color w:val="FFFFFF"/>
+                <w:sz w:val="18"/>
+                <w:szCs w:val="18"/>
+                <w:lang w:val="nl-NL"/>
+              </w:rPr>
+              <w:t xml:space="preserve">Hoog belang</w:t>
+            </w:r>
+          </w:p>
+        </w:tc>
+      </w:tr>
+      <w:tr>
+        <w:trPr>
+          <w:cantSplit/>
+          <w:trHeight w:val="3400" w:hRule="atLeast"/>
+        </w:trPr>
+        <w:tc>
+          <w:tcPr>
+            <w:tcW w:w="1400" w:type="dxa"/>
+            <w:tcBorders>
+              <w:top w:val="single" w:sz="4" w:space="0" w:color="D9D9D9"/>
+              <w:left w:val="single" w:sz="4" w:space="0" w:color="D9D9D9"/>
+              <w:bottom w:val="single" w:sz="4" w:space="0" w:color="D9D9D9"/>
+              <w:right w:val="single" w:sz="4" w:space="0" w:color="D9D9D9"/>
+            </w:tcBorders>
+            <w:shd w:val="clear" w:color="auto" w:fill="F4F4F4"/>
+            <w:tcMar>
+              <w:top w:w="90" w:type="dxa"/>
+              <w:left w:w="130" w:type="dxa"/>
+              <w:bottom w:w="90" w:type="dxa"/>
+              <w:right w:w="130" w:type="dxa"/>
+            </w:tcMar>
+          </w:tcPr>
+          <w:p>
+            <w:pPr>
+              <w:spacing w:after="30"/>
+              <w:rPr>
+                <w:lang w:val="nl-NL"/>
+              </w:rPr>
+            </w:pPr>
+            <w:r>
+              <w:rPr>
+                <w:b/>
+                <w:bCs/>
+                <w:sz w:val="19"/>
+                <w:szCs w:val="19"/>
+                <w:lang w:val="nl-NL"/>
+              </w:rPr>
+              <w:t xml:space="preserve">Hoge invloed</w:t>
+            </w:r>
+          </w:p>
+        </w:tc>
+        <w:tc>
+          <w:tcPr>
+            <w:tcW w:w="4173" w:type="dxa"/>
+            <w:tcBorders>
+              <w:top w:val="single" w:sz="4" w:space="0" w:color="D9D9D9"/>
+              <w:left w:val="single" w:sz="4" w:space="0" w:color="D9D9D9"/>
+              <w:bottom w:val="single" w:sz="4" w:space="0" w:color="D9D9D9"/>
+              <w:right w:val="single" w:sz="4" w:space="0" w:color="D9D9D9"/>
+            </w:tcBorders>
+            <w:tcMar>
+              <w:top w:w="90" w:type="dxa"/>
+              <w:left w:w="130" w:type="dxa"/>
+              <w:bottom w:w="90" w:type="dxa"/>
+              <w:right w:w="130" w:type="dxa"/>
+            </w:tcMar>
+          </w:tcPr>
+          <w:p>
+            <w:pPr>
+              <w:rPr>
+                <w:lang w:val="nl-NL"/>
+              </w:rPr>
+            </w:pPr>
+            <w:r>
+              <w:rPr>
+                <w:b/>
+                <w:bCs/>
+                <w:sz w:val="19"/>
+                <w:szCs w:val="19"/>
+                <w:lang w:val="nl-NL"/>
+              </w:rPr>
+              <w:t xml:space="preserve">Tevreden houden</w:t>
+            </w:r>
+          </w:p>
+          <w:p>
+            <w:pPr>
+              <w:spacing w:after="60"/>
+              <w:rPr>
+                <w:lang w:val="nl-NL"/>
+              </w:rPr>
+            </w:pPr>
+            <w:r>
+              <w:rPr>
+                <w:i/>
+                <w:iCs/>
                 <w:color w:val="595959"/>
                 <w:sz w:val="17"/>
                 <w:szCs w:val="17"/>
-              </w:rPr>
-              <w:t>Laag belang</w:t>
-            </w:r>
-          </w:p>
-        </w:tc>
-        <w:tc>
-          <w:tcPr>
-            <w:tcW w:w="4373" w:type="dxa"/>
-            <w:tcBorders>
-              <w:top w:val="single" w:sz="4" w:space="0" w:color="D9D9D9"/>
-              <w:left w:val="single" w:sz="4" w:space="0" w:color="D9D9D9"/>
-              <w:bottom w:val="single" w:sz="4" w:space="0" w:color="D9D9D9"/>
-              <w:right w:val="single" w:sz="4" w:space="0" w:color="D9D9D9"/>
-            </w:tcBorders>
-            <w:shd w:val="clear" w:color="auto" w:fill="F4F4F4"/>
-            <w:tcMar>
-              <w:top w:w="60" w:type="dxa"/>
-              <w:left w:w="120" w:type="dxa"/>
-              <w:bottom w:w="60" w:type="dxa"/>
-              <w:right w:w="120" w:type="dxa"/>
-            </w:tcMar>
-          </w:tcPr>
-          <w:p>
-            <w:pPr>
-              <w:jc w:val="center"/>
+                <w:lang w:val="nl-NL"/>
+              </w:rPr>
+              <w:t xml:space="preserve">Wie, en waarom hier?</w:t>
+            </w:r>
+          </w:p>
+          <w:p>
+            <w:pPr>
+              <w:spacing w:before="40" w:after="40"/>
+              <w:rPr>
+                <w:lang w:val="nl-NL"/>
+              </w:rPr>
+            </w:pPr>
+            <w:r>
+              <w:rPr>
+                <w:i/>
+                <w:iCs/>
+                <w:color w:val="595959"/>
+                <w:sz w:val="18"/>
+                <w:szCs w:val="18"/>
+                <w:lang w:val="nl-NL"/>
+              </w:rPr>
+              <w:t xml:space="preserve">[ vul hier in ]</w:t>
+            </w:r>
+          </w:p>
+          <w:p>
+            <w:pPr>
+              <w:spacing w:before="40" w:after="40"/>
+              <w:rPr>
+                <w:lang w:val="nl-NL"/>
+              </w:rPr>
+            </w:pPr>
+          </w:p>
+          <w:p>
+            <w:pPr>
+              <w:spacing w:before="40" w:after="40"/>
+              <w:rPr>
+                <w:lang w:val="nl-NL"/>
+              </w:rPr>
+            </w:pPr>
+          </w:p>
+          <w:p>
+            <w:pPr>
+              <w:spacing w:before="40" w:after="40"/>
+              <w:rPr>
+                <w:lang w:val="nl-NL"/>
+              </w:rPr>
+            </w:pPr>
+          </w:p>
+          <w:p>
+            <w:pPr>
+              <w:spacing w:before="40" w:after="40"/>
+              <w:rPr>
+                <w:lang w:val="nl-NL"/>
+              </w:rPr>
+            </w:pPr>
+          </w:p>
+          <w:p>
+            <w:pPr>
+              <w:spacing w:before="40" w:after="40"/>
+              <w:rPr>
+                <w:lang w:val="nl-NL"/>
+              </w:rPr>
+            </w:pPr>
+          </w:p>
+        </w:tc>
+        <w:tc>
+          <w:tcPr>
+            <w:tcW w:w="4173" w:type="dxa"/>
+            <w:tcBorders>
+              <w:top w:val="single" w:sz="4" w:space="0" w:color="D9D9D9"/>
+              <w:left w:val="single" w:sz="4" w:space="0" w:color="D9D9D9"/>
+              <w:bottom w:val="single" w:sz="4" w:space="0" w:color="D9D9D9"/>
+              <w:right w:val="single" w:sz="4" w:space="0" w:color="D9D9D9"/>
+            </w:tcBorders>
+            <w:tcMar>
+              <w:top w:w="90" w:type="dxa"/>
+              <w:left w:w="130" w:type="dxa"/>
+              <w:bottom w:w="90" w:type="dxa"/>
+              <w:right w:w="130" w:type="dxa"/>
+            </w:tcMar>
+          </w:tcPr>
+          <w:p>
+            <w:pPr>
+              <w:rPr>
+                <w:lang w:val="nl-NL"/>
+              </w:rPr>
             </w:pPr>
             <w:r>
               <w:rPr>
                 <w:b/>
                 <w:bCs/>
+                <w:sz w:val="19"/>
+                <w:szCs w:val="19"/>
+                <w:lang w:val="nl-NL"/>
+              </w:rPr>
+              <w:t xml:space="preserve">Nauw betrekken</w:t>
+            </w:r>
+          </w:p>
+          <w:p>
+            <w:pPr>
+              <w:spacing w:after="60"/>
+              <w:rPr>
+                <w:lang w:val="nl-NL"/>
+              </w:rPr>
+            </w:pPr>
+            <w:r>
+              <w:rPr>
+                <w:i/>
+                <w:iCs/>
                 <w:color w:val="595959"/>
                 <w:sz w:val="17"/>
                 <w:szCs w:val="17"/>
-              </w:rPr>
-              <w:t>Hoog belang</w:t>
-            </w:r>
+                <w:lang w:val="nl-NL"/>
+              </w:rPr>
+              <w:t xml:space="preserve">Wie, en waarom hier?</w:t>
+            </w:r>
+          </w:p>
+          <w:p>
+            <w:pPr>
+              <w:spacing w:before="40" w:after="40"/>
+              <w:rPr>
+                <w:lang w:val="nl-NL"/>
+              </w:rPr>
+            </w:pPr>
+            <w:r>
+              <w:rPr>
+                <w:i/>
+                <w:iCs/>
+                <w:color w:val="595959"/>
+                <w:sz w:val="18"/>
+                <w:szCs w:val="18"/>
+                <w:lang w:val="nl-NL"/>
+              </w:rPr>
+              <w:t xml:space="preserve">[ vul hier in ]</w:t>
+            </w:r>
+          </w:p>
+          <w:p>
+            <w:pPr>
+              <w:spacing w:before="40" w:after="40"/>
+              <w:rPr>
+                <w:lang w:val="nl-NL"/>
+              </w:rPr>
+            </w:pPr>
+          </w:p>
+          <w:p>
+            <w:pPr>
+              <w:spacing w:before="40" w:after="40"/>
+              <w:rPr>
+                <w:lang w:val="nl-NL"/>
+              </w:rPr>
+            </w:pPr>
+          </w:p>
+          <w:p>
+            <w:pPr>
+              <w:spacing w:before="40" w:after="40"/>
+              <w:rPr>
+                <w:lang w:val="nl-NL"/>
+              </w:rPr>
+            </w:pPr>
+          </w:p>
+          <w:p>
+            <w:pPr>
+              <w:spacing w:before="40" w:after="40"/>
+              <w:rPr>
+                <w:lang w:val="nl-NL"/>
+              </w:rPr>
+            </w:pPr>
+          </w:p>
+          <w:p>
+            <w:pPr>
+              <w:spacing w:before="40" w:after="40"/>
+              <w:rPr>
+                <w:lang w:val="nl-NL"/>
+              </w:rPr>
+            </w:pPr>
           </w:p>
         </w:tc>
       </w:tr>
       <w:tr>
-        <w:tblPrEx>
-          <w:tblCellMar>
-            <w:top w:w="0" w:type="dxa"/>
-            <w:bottom w:w="0" w:type="dxa"/>
-          </w:tblCellMar>
-        </w:tblPrEx>
-        <w:tc>
-          <w:tcPr>
-            <w:tcW w:w="1000" w:type="dxa"/>
+        <w:trPr>
+          <w:cantSplit/>
+          <w:trHeight w:val="3400" w:hRule="atLeast"/>
+        </w:trPr>
+        <w:tc>
+          <w:tcPr>
+            <w:tcW w:w="1400" w:type="dxa"/>
             <w:tcBorders>
               <w:top w:val="single" w:sz="4" w:space="0" w:color="D9D9D9"/>
               <w:left w:val="single" w:sz="4" w:space="0" w:color="D9D9D9"/>
@@ -1052,63 +1711,89 @@
             </w:tcBorders>
             <w:shd w:val="clear" w:color="auto" w:fill="F4F4F4"/>
             <w:tcMar>
-              <w:top w:w="60" w:type="dxa"/>
-              <w:left w:w="100" w:type="dxa"/>
-              <w:bottom w:w="60" w:type="dxa"/>
-              <w:right w:w="100" w:type="dxa"/>
-            </w:tcMar>
-            <w:vAlign w:val="center"/>
-          </w:tcPr>
-          <w:p>
-            <w:pPr>
-              <w:jc w:val="center"/>
+              <w:top w:w="90" w:type="dxa"/>
+              <w:left w:w="130" w:type="dxa"/>
+              <w:bottom w:w="90" w:type="dxa"/>
+              <w:right w:w="130" w:type="dxa"/>
+            </w:tcMar>
+          </w:tcPr>
+          <w:p>
+            <w:pPr>
+              <w:spacing w:after="30"/>
+              <w:rPr>
+                <w:lang w:val="nl-NL"/>
+              </w:rPr>
             </w:pPr>
             <w:r>
               <w:rPr>
                 <w:b/>
                 <w:bCs/>
+                <w:sz w:val="19"/>
+                <w:szCs w:val="19"/>
+                <w:lang w:val="nl-NL"/>
+              </w:rPr>
+              <w:t xml:space="preserve">Lage invloed</w:t>
+            </w:r>
+          </w:p>
+        </w:tc>
+        <w:tc>
+          <w:tcPr>
+            <w:tcW w:w="4173" w:type="dxa"/>
+            <w:tcBorders>
+              <w:top w:val="single" w:sz="4" w:space="0" w:color="D9D9D9"/>
+              <w:left w:val="single" w:sz="4" w:space="0" w:color="D9D9D9"/>
+              <w:bottom w:val="single" w:sz="4" w:space="0" w:color="D9D9D9"/>
+              <w:right w:val="single" w:sz="4" w:space="0" w:color="D9D9D9"/>
+            </w:tcBorders>
+            <w:tcMar>
+              <w:top w:w="90" w:type="dxa"/>
+              <w:left w:w="130" w:type="dxa"/>
+              <w:bottom w:w="90" w:type="dxa"/>
+              <w:right w:w="130" w:type="dxa"/>
+            </w:tcMar>
+          </w:tcPr>
+          <w:p>
+            <w:pPr>
+              <w:rPr>
+                <w:lang w:val="nl-NL"/>
+              </w:rPr>
+            </w:pPr>
+            <w:r>
+              <w:rPr>
+                <w:b/>
+                <w:bCs/>
+                <w:sz w:val="19"/>
+                <w:szCs w:val="19"/>
+                <w:lang w:val="nl-NL"/>
+              </w:rPr>
+              <w:t xml:space="preserve">In de gaten houden</w:t>
+            </w:r>
+          </w:p>
+          <w:p>
+            <w:pPr>
+              <w:spacing w:after="60"/>
+              <w:rPr>
+                <w:lang w:val="nl-NL"/>
+              </w:rPr>
+            </w:pPr>
+            <w:r>
+              <w:rPr>
+                <w:i/>
+                <w:iCs/>
                 <w:color w:val="595959"/>
                 <w:sz w:val="17"/>
                 <w:szCs w:val="17"/>
-              </w:rPr>
-              <w:t>Hoge invloed</w:t>
-            </w:r>
-          </w:p>
-        </w:tc>
-        <w:tc>
-          <w:tcPr>
-            <w:tcW w:w="4373" w:type="dxa"/>
-            <w:tcBorders>
-              <w:top w:val="single" w:sz="4" w:space="0" w:color="D9D9D9"/>
-              <w:left w:val="single" w:sz="4" w:space="0" w:color="D9D9D9"/>
-              <w:bottom w:val="single" w:sz="4" w:space="0" w:color="D9D9D9"/>
-              <w:right w:val="single" w:sz="4" w:space="0" w:color="D9D9D9"/>
-            </w:tcBorders>
-            <w:tcMar>
-              <w:top w:w="90" w:type="dxa"/>
-              <w:left w:w="130" w:type="dxa"/>
-              <w:bottom w:w="150" w:type="dxa"/>
-              <w:right w:w="130" w:type="dxa"/>
-            </w:tcMar>
-          </w:tcPr>
-          <w:p>
-            <w:pPr>
-              <w:spacing w:after="80"/>
-            </w:pPr>
-            <w:r>
-              <w:rPr>
-                <w:b/>
-                <w:bCs/>
-                <w:color w:val="E5007D"/>
-                <w:sz w:val="19"/>
-                <w:szCs w:val="19"/>
-              </w:rPr>
-              <w:t>Tevreden houden</w:t>
-            </w:r>
-          </w:p>
-          <w:p>
-            <w:pPr>
-              <w:spacing w:before="40" w:after="40"/>
+                <w:lang w:val="nl-NL"/>
+              </w:rPr>
+              <w:t xml:space="preserve">Wie, en waarom hier?</w:t>
+            </w:r>
+          </w:p>
+          <w:p>
+            <w:pPr>
+              <w:spacing w:before="40" w:after="40"/>
+              <w:rPr>
+                <w:lang w:val="nl-NL"/>
+              </w:rPr>
             </w:pPr>
             <w:r>
               <w:rPr>
@@ -1117,60 +1802,110 @@
                 <w:color w:val="595959"/>
                 <w:sz w:val="18"/>
                 <w:szCs w:val="18"/>
-              </w:rPr>
-              <w:t>[ vul hier in ]</w:t>
-            </w:r>
-          </w:p>
-          <w:p>
-            <w:pPr>
-              <w:spacing w:before="40" w:after="40"/>
+                <w:lang w:val="nl-NL"/>
+              </w:rPr>
+              <w:t xml:space="preserve">[ vul hier in ]</w:t>
+            </w:r>
+          </w:p>
+          <w:p>
+            <w:pPr>
+              <w:spacing w:before="40" w:after="40"/>
+              <w:rPr>
+                <w:lang w:val="nl-NL"/>
+              </w:rPr>
+            </w:pPr>
+          </w:p>
+          <w:p>
+            <w:pPr>
+              <w:spacing w:before="40" w:after="40"/>
+              <w:rPr>
+                <w:lang w:val="nl-NL"/>
+              </w:rPr>
+            </w:pPr>
+          </w:p>
+          <w:p>
+            <w:pPr>
+              <w:spacing w:before="40" w:after="40"/>
+              <w:rPr>
+                <w:lang w:val="nl-NL"/>
+              </w:rPr>
+            </w:pPr>
+          </w:p>
+          <w:p>
+            <w:pPr>
+              <w:spacing w:before="40" w:after="40"/>
+              <w:rPr>
+                <w:lang w:val="nl-NL"/>
+              </w:rPr>
+            </w:pPr>
+          </w:p>
+          <w:p>
+            <w:pPr>
+              <w:spacing w:before="40" w:after="40"/>
+              <w:rPr>
+                <w:lang w:val="nl-NL"/>
+              </w:rPr>
+            </w:pPr>
+          </w:p>
+        </w:tc>
+        <w:tc>
+          <w:tcPr>
+            <w:tcW w:w="4173" w:type="dxa"/>
+            <w:tcBorders>
+              <w:top w:val="single" w:sz="4" w:space="0" w:color="D9D9D9"/>
+              <w:left w:val="single" w:sz="4" w:space="0" w:color="D9D9D9"/>
+              <w:bottom w:val="single" w:sz="4" w:space="0" w:color="D9D9D9"/>
+              <w:right w:val="single" w:sz="4" w:space="0" w:color="D9D9D9"/>
+            </w:tcBorders>
+            <w:tcMar>
+              <w:top w:w="90" w:type="dxa"/>
+              <w:left w:w="130" w:type="dxa"/>
+              <w:bottom w:w="90" w:type="dxa"/>
+              <w:right w:w="130" w:type="dxa"/>
+            </w:tcMar>
+          </w:tcPr>
+          <w:p>
+            <w:pPr>
+              <w:rPr>
+                <w:lang w:val="nl-NL"/>
+              </w:rPr>
+            </w:pPr>
+            <w:r>
+              <w:rPr>
+                <w:b/>
+                <w:bCs/>
+                <w:sz w:val="19"/>
+                <w:szCs w:val="19"/>
+                <w:lang w:val="nl-NL"/>
+              </w:rPr>
+              <w:t xml:space="preserve">Goed informeren</w:t>
+            </w:r>
+          </w:p>
+          <w:p>
+            <w:pPr>
+              <w:spacing w:after="60"/>
+              <w:rPr>
+                <w:lang w:val="nl-NL"/>
+              </w:rPr>
             </w:pPr>
             <w:r>
               <w:rPr>
                 <w:i/>
                 <w:iCs/>
                 <w:color w:val="595959"/>
-                <w:sz w:val="18"/>
-                <w:szCs w:val="18"/>
-              </w:rPr>
-              <w:t>[ vul hier in ]</w:t>
-            </w:r>
-          </w:p>
-        </w:tc>
-        <w:tc>
-          <w:tcPr>
-            <w:tcW w:w="4373" w:type="dxa"/>
-            <w:tcBorders>
-              <w:top w:val="single" w:sz="4" w:space="0" w:color="D9D9D9"/>
-              <w:left w:val="single" w:sz="4" w:space="0" w:color="D9D9D9"/>
-              <w:bottom w:val="single" w:sz="4" w:space="0" w:color="D9D9D9"/>
-              <w:right w:val="single" w:sz="4" w:space="0" w:color="D9D9D9"/>
-            </w:tcBorders>
-            <w:tcMar>
-              <w:top w:w="90" w:type="dxa"/>
-              <w:left w:w="130" w:type="dxa"/>
-              <w:bottom w:w="150" w:type="dxa"/>
-              <w:right w:w="130" w:type="dxa"/>
-            </w:tcMar>
-          </w:tcPr>
-          <w:p>
-            <w:pPr>
-              <w:spacing w:after="80"/>
-            </w:pPr>
-            <w:r>
-              <w:rPr>
-                <w:b/>
-                <w:bCs/>
-                <w:color w:val="E5007D"/>
-                <w:sz w:val="19"/>
-                <w:szCs w:val="19"/>
-              </w:rPr>
-              <w:t>Nauw betrekken</w:t>
-            </w:r>
-          </w:p>
-          <w:p>
-            <w:pPr>
-              <w:spacing w:before="40" w:after="40"/>
+                <w:sz w:val="17"/>
+                <w:szCs w:val="17"/>
+                <w:lang w:val="nl-NL"/>
+              </w:rPr>
+              <w:t xml:space="preserve">Wie, en waarom hier?</w:t>
+            </w:r>
+          </w:p>
+          <w:p>
+            <w:pPr>
+              <w:spacing w:before="40" w:after="40"/>
+              <w:rPr>
+                <w:lang w:val="nl-NL"/>
+              </w:rPr>
             </w:pPr>
             <w:r>
               <w:rPr>
@@ -1179,220 +1914,97 @@
                 <w:color w:val="595959"/>
                 <w:sz w:val="18"/>
                 <w:szCs w:val="18"/>
-              </w:rPr>
-              <w:t>[ vul hier in ]</w:t>
-            </w:r>
-          </w:p>
-          <w:p>
-            <w:pPr>
-              <w:spacing w:before="40" w:after="40"/>
-            </w:pPr>
-            <w:r>
-              <w:rPr>
-                <w:i/>
-                <w:iCs/>
-                <w:color w:val="595959"/>
-                <w:sz w:val="18"/>
-                <w:szCs w:val="18"/>
-              </w:rPr>
-              <w:t>[ vul hier in ]</w:t>
-            </w:r>
-          </w:p>
-        </w:tc>
-      </w:tr>
-      <w:tr>
-        <w:tblPrEx>
-          <w:tblCellMar>
-            <w:top w:w="0" w:type="dxa"/>
-            <w:bottom w:w="0" w:type="dxa"/>
-          </w:tblCellMar>
-        </w:tblPrEx>
-        <w:tc>
-          <w:tcPr>
-            <w:tcW w:w="1000" w:type="dxa"/>
-            <w:tcBorders>
-              <w:top w:val="single" w:sz="4" w:space="0" w:color="D9D9D9"/>
-              <w:left w:val="single" w:sz="4" w:space="0" w:color="D9D9D9"/>
-              <w:bottom w:val="single" w:sz="4" w:space="0" w:color="D9D9D9"/>
-              <w:right w:val="single" w:sz="4" w:space="0" w:color="D9D9D9"/>
-            </w:tcBorders>
-            <w:shd w:val="clear" w:color="auto" w:fill="F4F4F4"/>
-            <w:tcMar>
-              <w:top w:w="60" w:type="dxa"/>
-              <w:left w:w="100" w:type="dxa"/>
-              <w:bottom w:w="60" w:type="dxa"/>
-              <w:right w:w="100" w:type="dxa"/>
-            </w:tcMar>
-            <w:vAlign w:val="center"/>
-          </w:tcPr>
-          <w:p>
-            <w:pPr>
-              <w:jc w:val="center"/>
-            </w:pPr>
-            <w:r>
-              <w:rPr>
-                <w:b/>
-                <w:bCs/>
-                <w:color w:val="595959"/>
-                <w:sz w:val="17"/>
-                <w:szCs w:val="17"/>
-              </w:rPr>
-              <w:t>Lage invloed</w:t>
-            </w:r>
-          </w:p>
-        </w:tc>
-        <w:tc>
-          <w:tcPr>
-            <w:tcW w:w="4373" w:type="dxa"/>
-            <w:tcBorders>
-              <w:top w:val="single" w:sz="4" w:space="0" w:color="D9D9D9"/>
-              <w:left w:val="single" w:sz="4" w:space="0" w:color="D9D9D9"/>
-              <w:bottom w:val="single" w:sz="4" w:space="0" w:color="D9D9D9"/>
-              <w:right w:val="single" w:sz="4" w:space="0" w:color="D9D9D9"/>
-            </w:tcBorders>
-            <w:tcMar>
-              <w:top w:w="90" w:type="dxa"/>
-              <w:left w:w="130" w:type="dxa"/>
-              <w:bottom w:w="150" w:type="dxa"/>
-              <w:right w:w="130" w:type="dxa"/>
-            </w:tcMar>
-          </w:tcPr>
-          <w:p>
-            <w:pPr>
-              <w:spacing w:after="80"/>
-            </w:pPr>
-            <w:r>
-              <w:rPr>
-                <w:b/>
-                <w:bCs/>
-                <w:color w:val="E5007D"/>
-                <w:sz w:val="19"/>
-                <w:szCs w:val="19"/>
-              </w:rPr>
-              <w:t>In de gaten houden</w:t>
-            </w:r>
-          </w:p>
-          <w:p>
-            <w:pPr>
-              <w:spacing w:before="40" w:after="40"/>
-            </w:pPr>
-            <w:r>
-              <w:rPr>
-                <w:i/>
-                <w:iCs/>
-                <w:color w:val="595959"/>
-                <w:sz w:val="18"/>
-                <w:szCs w:val="18"/>
-              </w:rPr>
-              <w:t>[ vul hier in ]</w:t>
-            </w:r>
-          </w:p>
-          <w:p>
-            <w:pPr>
-              <w:spacing w:before="40" w:after="40"/>
-            </w:pPr>
-            <w:r>
-              <w:rPr>
-                <w:i/>
-                <w:iCs/>
-                <w:color w:val="595959"/>
-                <w:sz w:val="18"/>
-                <w:szCs w:val="18"/>
-              </w:rPr>
-              <w:t>[ vul hier in ]</w:t>
-            </w:r>
-          </w:p>
-        </w:tc>
-        <w:tc>
-          <w:tcPr>
-            <w:tcW w:w="4373" w:type="dxa"/>
-            <w:tcBorders>
-              <w:top w:val="single" w:sz="4" w:space="0" w:color="D9D9D9"/>
-              <w:left w:val="single" w:sz="4" w:space="0" w:color="D9D9D9"/>
-              <w:bottom w:val="single" w:sz="4" w:space="0" w:color="D9D9D9"/>
-              <w:right w:val="single" w:sz="4" w:space="0" w:color="D9D9D9"/>
-            </w:tcBorders>
-            <w:tcMar>
-              <w:top w:w="90" w:type="dxa"/>
-              <w:left w:w="130" w:type="dxa"/>
-              <w:bottom w:w="150" w:type="dxa"/>
-              <w:right w:w="130" w:type="dxa"/>
-            </w:tcMar>
-          </w:tcPr>
-          <w:p>
-            <w:pPr>
-              <w:spacing w:after="80"/>
-            </w:pPr>
-            <w:r>
-              <w:rPr>
-                <w:b/>
-                <w:bCs/>
-                <w:color w:val="E5007D"/>
-                <w:sz w:val="19"/>
-                <w:szCs w:val="19"/>
-              </w:rPr>
-              <w:t>Goed informeren</w:t>
-            </w:r>
-          </w:p>
-          <w:p>
-            <w:pPr>
-              <w:spacing w:before="40" w:after="40"/>
-            </w:pPr>
-            <w:r>
-              <w:rPr>
-                <w:i/>
-                <w:iCs/>
-                <w:color w:val="595959"/>
-                <w:sz w:val="18"/>
-                <w:szCs w:val="18"/>
-              </w:rPr>
-              <w:t>[ vul hier in ]</w:t>
-            </w:r>
-          </w:p>
-          <w:p>
-            <w:pPr>
-              <w:spacing w:before="40" w:after="40"/>
-            </w:pPr>
-            <w:r>
-              <w:rPr>
-                <w:i/>
-                <w:iCs/>
-                <w:color w:val="595959"/>
-                <w:sz w:val="18"/>
-                <w:szCs w:val="18"/>
-              </w:rPr>
-              <w:t>[ vul hier in ]</w:t>
-            </w:r>
+                <w:lang w:val="nl-NL"/>
+              </w:rPr>
+              <w:t xml:space="preserve">[ vul hier in ]</w:t>
+            </w:r>
+          </w:p>
+          <w:p>
+            <w:pPr>
+              <w:spacing w:before="40" w:after="40"/>
+              <w:rPr>
+                <w:lang w:val="nl-NL"/>
+              </w:rPr>
+            </w:pPr>
+          </w:p>
+          <w:p>
+            <w:pPr>
+              <w:spacing w:before="40" w:after="40"/>
+              <w:rPr>
+                <w:lang w:val="nl-NL"/>
+              </w:rPr>
+            </w:pPr>
+          </w:p>
+          <w:p>
+            <w:pPr>
+              <w:spacing w:before="40" w:after="40"/>
+              <w:rPr>
+                <w:lang w:val="nl-NL"/>
+              </w:rPr>
+            </w:pPr>
+          </w:p>
+          <w:p>
+            <w:pPr>
+              <w:spacing w:before="40" w:after="40"/>
+              <w:rPr>
+                <w:lang w:val="nl-NL"/>
+              </w:rPr>
+            </w:pPr>
+          </w:p>
+          <w:p>
+            <w:pPr>
+              <w:spacing w:before="40" w:after="40"/>
+              <w:rPr>
+                <w:lang w:val="nl-NL"/>
+              </w:rPr>
+            </w:pPr>
           </w:p>
         </w:tc>
       </w:tr>
     </w:tbl>
     <w:p>
       <w:pPr>
-        <w:spacing w:after="140"/>
+        <w:spacing w:after="120"/>
+        <w:rPr>
+          <w:lang w:val="nl-NL"/>
+        </w:rPr>
       </w:pPr>
     </w:p>
     <w:p>
       <w:pPr>
         <w:keepNext/>
-        <w:spacing w:before="240" w:after="100"/>
+        <w:pBdr>
+          <w:bottom w:val="single" w:sz="8" w:space="4" w:color="E5007D"/>
+        </w:pBdr>
+        <w:spacing w:before="360" w:after="140"/>
+        <w:rPr>
+          <w:lang w:val="nl-NL"/>
+        </w:rPr>
       </w:pPr>
       <w:r>
         <w:rPr>
           <w:b/>
           <w:bCs/>
-          <w:sz w:val="23"/>
-          <w:szCs w:val="23"/>
+          <w:color w:val="E5007D"/>
+          <w:sz w:val="28"/>
+          <w:szCs w:val="28"/>
+          <w:lang w:val="nl-NL"/>
         </w:rPr>
-        <w:t>Stakeholderlijst</w:t>
+        <w:t xml:space="preserve">Invulbaar: stakeholderlijst</w:t>
       </w:r>
     </w:p>
     <w:p>
       <w:pPr>
         <w:spacing w:after="120" w:line="264" w:lineRule="auto"/>
+        <w:rPr>
+          <w:lang w:val="nl-NL"/>
+        </w:rPr>
       </w:pPr>
       <w:r>
-        <w:t>Werk je stakeholders hier uit, met per persoon of rol het belang, de invloed en hoe je hen benadert.</w:t>
+        <w:rPr>
+          <w:lang w:val="nl-NL"/>
+        </w:rPr>
+        <w:t xml:space="preserve">Werk je stakeholders hier uit. De laatste kolom is de belangrijkste: daar vertaal je de analyse naar wat je daadwerkelijk gaat doen.</w:t>
       </w:r>
     </w:p>
     <w:tbl>
@@ -1413,24 +2025,18 @@
         <w:tblLook w:val="04A0" w:firstRow="1" w:lastRow="0" w:firstColumn="1" w:lastColumn="0" w:noHBand="0" w:noVBand="1"/>
       </w:tblPr>
       <w:tblGrid>
-        <w:gridCol w:w="3000"/>
+        <w:gridCol w:w="2400"/>
         <w:gridCol w:w="1500"/>
         <w:gridCol w:w="1500"/>
-        <w:gridCol w:w="3746"/>
+        <w:gridCol w:w="4346"/>
       </w:tblGrid>
       <w:tr>
-        <w:tblPrEx>
-          <w:tblCellMar>
-            <w:top w:w="0" w:type="dxa"/>
-            <w:bottom w:w="0" w:type="dxa"/>
-          </w:tblCellMar>
-        </w:tblPrEx>
         <w:trPr>
           <w:tblHeader/>
         </w:trPr>
         <w:tc>
           <w:tcPr>
-            <w:tcW w:w="3000" w:type="dxa"/>
+            <w:tcW w:w="2400" w:type="dxa"/>
             <w:tcBorders>
               <w:top w:val="single" w:sz="4" w:space="0" w:color="D9D9D9"/>
               <w:left w:val="single" w:sz="4" w:space="0" w:color="D9D9D9"/>
@@ -1440,21 +2046,27 @@
             <w:shd w:val="clear" w:color="auto" w:fill="E5007D"/>
             <w:tcMar>
               <w:top w:w="70" w:type="dxa"/>
-              <w:left w:w="120" w:type="dxa"/>
+              <w:left w:w="130" w:type="dxa"/>
               <w:bottom w:w="70" w:type="dxa"/>
-              <w:right w:w="120" w:type="dxa"/>
-            </w:tcMar>
-          </w:tcPr>
-          <w:p>
+              <w:right w:w="130" w:type="dxa"/>
+            </w:tcMar>
+          </w:tcPr>
+          <w:p>
+            <w:pPr>
+              <w:rPr>
+                <w:lang w:val="nl-NL"/>
+              </w:rPr>
+            </w:pPr>
             <w:r>
               <w:rPr>
                 <w:b/>
                 <w:bCs/>
                 <w:color w:val="FFFFFF"/>
-                <w:sz w:val="19"/>
-                <w:szCs w:val="19"/>
-              </w:rPr>
-              <w:t>Naam of rol</w:t>
+                <w:sz w:val="18"/>
+                <w:szCs w:val="18"/>
+                <w:lang w:val="nl-NL"/>
+              </w:rPr>
+              <w:t xml:space="preserve">Naam of rol</w:t>
             </w:r>
           </w:p>
         </w:tc>
@@ -1470,21 +2082,27 @@
             <w:shd w:val="clear" w:color="auto" w:fill="E5007D"/>
             <w:tcMar>
               <w:top w:w="70" w:type="dxa"/>
-              <w:left w:w="120" w:type="dxa"/>
+              <w:left w:w="130" w:type="dxa"/>
               <w:bottom w:w="70" w:type="dxa"/>
-              <w:right w:w="120" w:type="dxa"/>
-            </w:tcMar>
-          </w:tcPr>
-          <w:p>
+              <w:right w:w="130" w:type="dxa"/>
+            </w:tcMar>
+          </w:tcPr>
+          <w:p>
+            <w:pPr>
+              <w:rPr>
+                <w:lang w:val="nl-NL"/>
+              </w:rPr>
+            </w:pPr>
             <w:r>
               <w:rPr>
                 <w:b/>
                 <w:bCs/>
                 <w:color w:val="FFFFFF"/>
-                <w:sz w:val="19"/>
-                <w:szCs w:val="19"/>
-              </w:rPr>
-              <w:t>Belang</w:t>
+                <w:sz w:val="18"/>
+                <w:szCs w:val="18"/>
+                <w:lang w:val="nl-NL"/>
+              </w:rPr>
+              <w:t xml:space="preserve">Belang</w:t>
             </w:r>
           </w:p>
         </w:tc>
@@ -1500,27 +2118,33 @@
             <w:shd w:val="clear" w:color="auto" w:fill="E5007D"/>
             <w:tcMar>
               <w:top w:w="70" w:type="dxa"/>
-              <w:left w:w="120" w:type="dxa"/>
+              <w:left w:w="130" w:type="dxa"/>
               <w:bottom w:w="70" w:type="dxa"/>
-              <w:right w:w="120" w:type="dxa"/>
-            </w:tcMar>
-          </w:tcPr>
-          <w:p>
+              <w:right w:w="130" w:type="dxa"/>
+            </w:tcMar>
+          </w:tcPr>
+          <w:p>
+            <w:pPr>
+              <w:rPr>
+                <w:lang w:val="nl-NL"/>
+              </w:rPr>
+            </w:pPr>
             <w:r>
               <w:rPr>
                 <w:b/>
                 <w:bCs/>
                 <w:color w:val="FFFFFF"/>
-                <w:sz w:val="19"/>
-                <w:szCs w:val="19"/>
-              </w:rPr>
-              <w:t>Invloed</w:t>
-            </w:r>
-          </w:p>
-        </w:tc>
-        <w:tc>
-          <w:tcPr>
-            <w:tcW w:w="3746" w:type="dxa"/>
+                <w:sz w:val="18"/>
+                <w:szCs w:val="18"/>
+                <w:lang w:val="nl-NL"/>
+              </w:rPr>
+              <w:t xml:space="preserve">Invloed</w:t>
+            </w:r>
+          </w:p>
+        </w:tc>
+        <w:tc>
+          <w:tcPr>
+            <w:tcW w:w="4346" w:type="dxa"/>
             <w:tcBorders>
               <w:top w:val="single" w:sz="4" w:space="0" w:color="D9D9D9"/>
               <w:left w:val="single" w:sz="4" w:space="0" w:color="D9D9D9"/>
@@ -1530,35 +2154,38 @@
             <w:shd w:val="clear" w:color="auto" w:fill="E5007D"/>
             <w:tcMar>
               <w:top w:w="70" w:type="dxa"/>
-              <w:left w:w="120" w:type="dxa"/>
+              <w:left w:w="130" w:type="dxa"/>
               <w:bottom w:w="70" w:type="dxa"/>
-              <w:right w:w="120" w:type="dxa"/>
-            </w:tcMar>
-          </w:tcPr>
-          <w:p>
+              <w:right w:w="130" w:type="dxa"/>
+            </w:tcMar>
+          </w:tcPr>
+          <w:p>
+            <w:pPr>
+              <w:rPr>
+                <w:lang w:val="nl-NL"/>
+              </w:rPr>
+            </w:pPr>
             <w:r>
               <w:rPr>
                 <w:b/>
                 <w:bCs/>
                 <w:color w:val="FFFFFF"/>
-                <w:sz w:val="19"/>
-                <w:szCs w:val="19"/>
-              </w:rPr>
-              <w:t>Hoe benader je hen?</w:t>
+                <w:sz w:val="18"/>
+                <w:szCs w:val="18"/>
+                <w:lang w:val="nl-NL"/>
+              </w:rPr>
+              <w:t xml:space="preserve">Hun belang en jouw aanpak</w:t>
             </w:r>
           </w:p>
         </w:tc>
       </w:tr>
       <w:tr>
-        <w:tblPrEx>
-          <w:tblCellMar>
-            <w:top w:w="0" w:type="dxa"/>
-            <w:bottom w:w="0" w:type="dxa"/>
-          </w:tblCellMar>
-        </w:tblPrEx>
-        <w:tc>
-          <w:tcPr>
-            <w:tcW w:w="3000" w:type="dxa"/>
+        <w:trPr>
+          <w:cantSplit/>
+        </w:trPr>
+        <w:tc>
+          <w:tcPr>
+            <w:tcW w:w="2400" w:type="dxa"/>
             <w:tcBorders>
               <w:top w:val="single" w:sz="4" w:space="0" w:color="D9D9D9"/>
               <w:left w:val="single" w:sz="4" w:space="0" w:color="D9D9D9"/>
@@ -1567,12 +2194,18 @@
             </w:tcBorders>
             <w:tcMar>
               <w:top w:w="90" w:type="dxa"/>
-              <w:left w:w="120" w:type="dxa"/>
+              <w:left w:w="130" w:type="dxa"/>
               <w:bottom w:w="90" w:type="dxa"/>
-              <w:right w:w="120" w:type="dxa"/>
-            </w:tcMar>
-          </w:tcPr>
-          <w:p>
+              <w:right w:w="130" w:type="dxa"/>
+            </w:tcMar>
+          </w:tcPr>
+          <w:p>
+            <w:pPr>
+              <w:spacing w:before="40" w:after="40"/>
+              <w:rPr>
+                <w:lang w:val="nl-NL"/>
+              </w:rPr>
+            </w:pPr>
             <w:r>
               <w:rPr>
                 <w:i/>
@@ -1580,8 +2213,9 @@
                 <w:color w:val="595959"/>
                 <w:sz w:val="18"/>
                 <w:szCs w:val="18"/>
-              </w:rPr>
-              <w:t>[ naam of rol ]</w:t>
+                <w:lang w:val="nl-NL"/>
+              </w:rPr>
+              <w:t xml:space="preserve">[ naam of rol ]</w:t>
             </w:r>
           </w:p>
         </w:tc>
@@ -1596,12 +2230,18 @@
             </w:tcBorders>
             <w:tcMar>
               <w:top w:w="90" w:type="dxa"/>
-              <w:left w:w="120" w:type="dxa"/>
+              <w:left w:w="130" w:type="dxa"/>
               <w:bottom w:w="90" w:type="dxa"/>
-              <w:right w:w="120" w:type="dxa"/>
-            </w:tcMar>
-          </w:tcPr>
-          <w:p>
+              <w:right w:w="130" w:type="dxa"/>
+            </w:tcMar>
+          </w:tcPr>
+          <w:p>
+            <w:pPr>
+              <w:spacing w:before="40" w:after="40"/>
+              <w:rPr>
+                <w:lang w:val="nl-NL"/>
+              </w:rPr>
+            </w:pPr>
             <w:r>
               <w:rPr>
                 <w:i/>
@@ -1609,8 +2249,9 @@
                 <w:color w:val="595959"/>
                 <w:sz w:val="18"/>
                 <w:szCs w:val="18"/>
-              </w:rPr>
-              <w:t>[ hoog/laag ]</w:t>
+                <w:lang w:val="nl-NL"/>
+              </w:rPr>
+              <w:t xml:space="preserve">[ hoog / laag ]</w:t>
             </w:r>
           </w:p>
         </w:tc>
@@ -1625,12 +2266,18 @@
             </w:tcBorders>
             <w:tcMar>
               <w:top w:w="90" w:type="dxa"/>
-              <w:left w:w="120" w:type="dxa"/>
+              <w:left w:w="130" w:type="dxa"/>
               <w:bottom w:w="90" w:type="dxa"/>
-              <w:right w:w="120" w:type="dxa"/>
-            </w:tcMar>
-          </w:tcPr>
-          <w:p>
+              <w:right w:w="130" w:type="dxa"/>
+            </w:tcMar>
+          </w:tcPr>
+          <w:p>
+            <w:pPr>
+              <w:spacing w:before="40" w:after="40"/>
+              <w:rPr>
+                <w:lang w:val="nl-NL"/>
+              </w:rPr>
+            </w:pPr>
             <w:r>
               <w:rPr>
                 <w:i/>
@@ -1638,14 +2285,15 @@
                 <w:color w:val="595959"/>
                 <w:sz w:val="18"/>
                 <w:szCs w:val="18"/>
-              </w:rPr>
-              <w:t>[ hoog/laag ]</w:t>
-            </w:r>
-          </w:p>
-        </w:tc>
-        <w:tc>
-          <w:tcPr>
-            <w:tcW w:w="3746" w:type="dxa"/>
+                <w:lang w:val="nl-NL"/>
+              </w:rPr>
+              <w:t xml:space="preserve">[ hoog / laag ]</w:t>
+            </w:r>
+          </w:p>
+        </w:tc>
+        <w:tc>
+          <w:tcPr>
+            <w:tcW w:w="4346" w:type="dxa"/>
             <w:tcBorders>
               <w:top w:val="single" w:sz="4" w:space="0" w:color="D9D9D9"/>
               <w:left w:val="single" w:sz="4" w:space="0" w:color="D9D9D9"/>
@@ -1654,12 +2302,18 @@
             </w:tcBorders>
             <w:tcMar>
               <w:top w:w="90" w:type="dxa"/>
-              <w:left w:w="120" w:type="dxa"/>
+              <w:left w:w="130" w:type="dxa"/>
               <w:bottom w:w="90" w:type="dxa"/>
-              <w:right w:w="120" w:type="dxa"/>
-            </w:tcMar>
-          </w:tcPr>
-          <w:p>
+              <w:right w:w="130" w:type="dxa"/>
+            </w:tcMar>
+          </w:tcPr>
+          <w:p>
+            <w:pPr>
+              <w:spacing w:before="40" w:after="40"/>
+              <w:rPr>
+                <w:lang w:val="nl-NL"/>
+              </w:rPr>
+            </w:pPr>
             <w:r>
               <w:rPr>
                 <w:i/>
@@ -1667,22 +2321,28 @@
                 <w:color w:val="595959"/>
                 <w:sz w:val="18"/>
                 <w:szCs w:val="18"/>
-              </w:rPr>
-              <w:t>[ aanpak ]</w:t>
-            </w:r>
+                <w:lang w:val="nl-NL"/>
+              </w:rPr>
+              <w:t xml:space="preserve">[ wat is hun belang, en hoe benader je hen? ]</w:t>
+            </w:r>
+          </w:p>
+          <w:p>
+            <w:pPr>
+              <w:spacing w:before="40" w:after="40"/>
+              <w:rPr>
+                <w:lang w:val="nl-NL"/>
+              </w:rPr>
+            </w:pPr>
           </w:p>
         </w:tc>
       </w:tr>
       <w:tr>
-        <w:tblPrEx>
-          <w:tblCellMar>
-            <w:top w:w="0" w:type="dxa"/>
-            <w:bottom w:w="0" w:type="dxa"/>
-          </w:tblCellMar>
-        </w:tblPrEx>
-        <w:tc>
-          <w:tcPr>
-            <w:tcW w:w="3000" w:type="dxa"/>
+        <w:trPr>
+          <w:cantSplit/>
+        </w:trPr>
+        <w:tc>
+          <w:tcPr>
+            <w:tcW w:w="2400" w:type="dxa"/>
             <w:tcBorders>
               <w:top w:val="single" w:sz="4" w:space="0" w:color="D9D9D9"/>
               <w:left w:val="single" w:sz="4" w:space="0" w:color="D9D9D9"/>
@@ -1691,12 +2351,18 @@
             </w:tcBorders>
             <w:tcMar>
               <w:top w:w="90" w:type="dxa"/>
-              <w:left w:w="120" w:type="dxa"/>
+              <w:left w:w="130" w:type="dxa"/>
               <w:bottom w:w="90" w:type="dxa"/>
-              <w:right w:w="120" w:type="dxa"/>
-            </w:tcMar>
-          </w:tcPr>
-          <w:p>
+              <w:right w:w="130" w:type="dxa"/>
+            </w:tcMar>
+          </w:tcPr>
+          <w:p>
+            <w:pPr>
+              <w:spacing w:before="40" w:after="40"/>
+              <w:rPr>
+                <w:lang w:val="nl-NL"/>
+              </w:rPr>
+            </w:pPr>
             <w:r>
               <w:rPr>
                 <w:i/>
@@ -1704,8 +2370,9 @@
                 <w:color w:val="595959"/>
                 <w:sz w:val="18"/>
                 <w:szCs w:val="18"/>
-              </w:rPr>
-              <w:t>[ naam of rol ]</w:t>
+                <w:lang w:val="nl-NL"/>
+              </w:rPr>
+              <w:t xml:space="preserve">[ naam of rol ]</w:t>
             </w:r>
           </w:p>
         </w:tc>
@@ -1720,12 +2387,18 @@
             </w:tcBorders>
             <w:tcMar>
               <w:top w:w="90" w:type="dxa"/>
-              <w:left w:w="120" w:type="dxa"/>
+              <w:left w:w="130" w:type="dxa"/>
               <w:bottom w:w="90" w:type="dxa"/>
-              <w:right w:w="120" w:type="dxa"/>
-            </w:tcMar>
-          </w:tcPr>
-          <w:p>
+              <w:right w:w="130" w:type="dxa"/>
+            </w:tcMar>
+          </w:tcPr>
+          <w:p>
+            <w:pPr>
+              <w:spacing w:before="40" w:after="40"/>
+              <w:rPr>
+                <w:lang w:val="nl-NL"/>
+              </w:rPr>
+            </w:pPr>
             <w:r>
               <w:rPr>
                 <w:i/>
@@ -1733,8 +2406,9 @@
                 <w:color w:val="595959"/>
                 <w:sz w:val="18"/>
                 <w:szCs w:val="18"/>
-              </w:rPr>
-              <w:t>[ hoog/laag ]</w:t>
+                <w:lang w:val="nl-NL"/>
+              </w:rPr>
+              <w:t xml:space="preserve">[ hoog / laag ]</w:t>
             </w:r>
           </w:p>
         </w:tc>
@@ -1749,12 +2423,18 @@
             </w:tcBorders>
             <w:tcMar>
               <w:top w:w="90" w:type="dxa"/>
-              <w:left w:w="120" w:type="dxa"/>
+              <w:left w:w="130" w:type="dxa"/>
               <w:bottom w:w="90" w:type="dxa"/>
-              <w:right w:w="120" w:type="dxa"/>
-            </w:tcMar>
-          </w:tcPr>
-          <w:p>
+              <w:right w:w="130" w:type="dxa"/>
+            </w:tcMar>
+          </w:tcPr>
+          <w:p>
+            <w:pPr>
+              <w:spacing w:before="40" w:after="40"/>
+              <w:rPr>
+                <w:lang w:val="nl-NL"/>
+              </w:rPr>
+            </w:pPr>
             <w:r>
               <w:rPr>
                 <w:i/>
@@ -1762,14 +2442,15 @@
                 <w:color w:val="595959"/>
                 <w:sz w:val="18"/>
                 <w:szCs w:val="18"/>
-              </w:rPr>
-              <w:t>[ hoog/laag ]</w:t>
-            </w:r>
-          </w:p>
-        </w:tc>
-        <w:tc>
-          <w:tcPr>
-            <w:tcW w:w="3746" w:type="dxa"/>
+                <w:lang w:val="nl-NL"/>
+              </w:rPr>
+              <w:t xml:space="preserve">[ hoog / laag ]</w:t>
+            </w:r>
+          </w:p>
+        </w:tc>
+        <w:tc>
+          <w:tcPr>
+            <w:tcW w:w="4346" w:type="dxa"/>
             <w:tcBorders>
               <w:top w:val="single" w:sz="4" w:space="0" w:color="D9D9D9"/>
               <w:left w:val="single" w:sz="4" w:space="0" w:color="D9D9D9"/>
@@ -1778,12 +2459,18 @@
             </w:tcBorders>
             <w:tcMar>
               <w:top w:w="90" w:type="dxa"/>
-              <w:left w:w="120" w:type="dxa"/>
+              <w:left w:w="130" w:type="dxa"/>
               <w:bottom w:w="90" w:type="dxa"/>
-              <w:right w:w="120" w:type="dxa"/>
-            </w:tcMar>
-          </w:tcPr>
-          <w:p>
+              <w:right w:w="130" w:type="dxa"/>
+            </w:tcMar>
+          </w:tcPr>
+          <w:p>
+            <w:pPr>
+              <w:spacing w:before="40" w:after="40"/>
+              <w:rPr>
+                <w:lang w:val="nl-NL"/>
+              </w:rPr>
+            </w:pPr>
             <w:r>
               <w:rPr>
                 <w:i/>
@@ -1791,22 +2478,28 @@
                 <w:color w:val="595959"/>
                 <w:sz w:val="18"/>
                 <w:szCs w:val="18"/>
-              </w:rPr>
-              <w:t>[ aanpak ]</w:t>
-            </w:r>
+                <w:lang w:val="nl-NL"/>
+              </w:rPr>
+              <w:t xml:space="preserve">[ wat is hun belang, en hoe benader je hen? ]</w:t>
+            </w:r>
+          </w:p>
+          <w:p>
+            <w:pPr>
+              <w:spacing w:before="40" w:after="40"/>
+              <w:rPr>
+                <w:lang w:val="nl-NL"/>
+              </w:rPr>
+            </w:pPr>
           </w:p>
         </w:tc>
       </w:tr>
       <w:tr>
-        <w:tblPrEx>
-          <w:tblCellMar>
-            <w:top w:w="0" w:type="dxa"/>
-            <w:bottom w:w="0" w:type="dxa"/>
-          </w:tblCellMar>
-        </w:tblPrEx>
-        <w:tc>
-          <w:tcPr>
-            <w:tcW w:w="3000" w:type="dxa"/>
+        <w:trPr>
+          <w:cantSplit/>
+        </w:trPr>
+        <w:tc>
+          <w:tcPr>
+            <w:tcW w:w="2400" w:type="dxa"/>
             <w:tcBorders>
               <w:top w:val="single" w:sz="4" w:space="0" w:color="D9D9D9"/>
               <w:left w:val="single" w:sz="4" w:space="0" w:color="D9D9D9"/>
@@ -1815,12 +2508,18 @@
             </w:tcBorders>
             <w:tcMar>
               <w:top w:w="90" w:type="dxa"/>
-              <w:left w:w="120" w:type="dxa"/>
+              <w:left w:w="130" w:type="dxa"/>
               <w:bottom w:w="90" w:type="dxa"/>
-              <w:right w:w="120" w:type="dxa"/>
-            </w:tcMar>
-          </w:tcPr>
-          <w:p>
+              <w:right w:w="130" w:type="dxa"/>
+            </w:tcMar>
+          </w:tcPr>
+          <w:p>
+            <w:pPr>
+              <w:spacing w:before="40" w:after="40"/>
+              <w:rPr>
+                <w:lang w:val="nl-NL"/>
+              </w:rPr>
+            </w:pPr>
             <w:r>
               <w:rPr>
                 <w:i/>
@@ -1828,8 +2527,9 @@
                 <w:color w:val="595959"/>
                 <w:sz w:val="18"/>
                 <w:szCs w:val="18"/>
-              </w:rPr>
-              <w:t>[ naam of rol ]</w:t>
+                <w:lang w:val="nl-NL"/>
+              </w:rPr>
+              <w:t xml:space="preserve">[ naam of rol ]</w:t>
             </w:r>
           </w:p>
         </w:tc>
@@ -1844,12 +2544,18 @@
             </w:tcBorders>
             <w:tcMar>
               <w:top w:w="90" w:type="dxa"/>
-              <w:left w:w="120" w:type="dxa"/>
+              <w:left w:w="130" w:type="dxa"/>
               <w:bottom w:w="90" w:type="dxa"/>
-              <w:right w:w="120" w:type="dxa"/>
-            </w:tcMar>
-          </w:tcPr>
-          <w:p>
+              <w:right w:w="130" w:type="dxa"/>
+            </w:tcMar>
+          </w:tcPr>
+          <w:p>
+            <w:pPr>
+              <w:spacing w:before="40" w:after="40"/>
+              <w:rPr>
+                <w:lang w:val="nl-NL"/>
+              </w:rPr>
+            </w:pPr>
             <w:r>
               <w:rPr>
                 <w:i/>
@@ -1857,8 +2563,9 @@
                 <w:color w:val="595959"/>
                 <w:sz w:val="18"/>
                 <w:szCs w:val="18"/>
-              </w:rPr>
-              <w:t>[ hoog/laag ]</w:t>
+                <w:lang w:val="nl-NL"/>
+              </w:rPr>
+              <w:t xml:space="preserve">[ hoog / laag ]</w:t>
             </w:r>
           </w:p>
         </w:tc>
@@ -1873,12 +2580,18 @@
             </w:tcBorders>
             <w:tcMar>
               <w:top w:w="90" w:type="dxa"/>
-              <w:left w:w="120" w:type="dxa"/>
+              <w:left w:w="130" w:type="dxa"/>
               <w:bottom w:w="90" w:type="dxa"/>
-              <w:right w:w="120" w:type="dxa"/>
-            </w:tcMar>
-          </w:tcPr>
-          <w:p>
+              <w:right w:w="130" w:type="dxa"/>
+            </w:tcMar>
+          </w:tcPr>
+          <w:p>
+            <w:pPr>
+              <w:spacing w:before="40" w:after="40"/>
+              <w:rPr>
+                <w:lang w:val="nl-NL"/>
+              </w:rPr>
+            </w:pPr>
             <w:r>
               <w:rPr>
                 <w:i/>
@@ -1886,14 +2599,15 @@
                 <w:color w:val="595959"/>
                 <w:sz w:val="18"/>
                 <w:szCs w:val="18"/>
-              </w:rPr>
-              <w:t>[ hoog/laag ]</w:t>
-            </w:r>
-          </w:p>
-        </w:tc>
-        <w:tc>
-          <w:tcPr>
-            <w:tcW w:w="3746" w:type="dxa"/>
+                <w:lang w:val="nl-NL"/>
+              </w:rPr>
+              <w:t xml:space="preserve">[ hoog / laag ]</w:t>
+            </w:r>
+          </w:p>
+        </w:tc>
+        <w:tc>
+          <w:tcPr>
+            <w:tcW w:w="4346" w:type="dxa"/>
             <w:tcBorders>
               <w:top w:val="single" w:sz="4" w:space="0" w:color="D9D9D9"/>
               <w:left w:val="single" w:sz="4" w:space="0" w:color="D9D9D9"/>
@@ -1902,12 +2616,18 @@
             </w:tcBorders>
             <w:tcMar>
               <w:top w:w="90" w:type="dxa"/>
-              <w:left w:w="120" w:type="dxa"/>
+              <w:left w:w="130" w:type="dxa"/>
               <w:bottom w:w="90" w:type="dxa"/>
-              <w:right w:w="120" w:type="dxa"/>
-            </w:tcMar>
-          </w:tcPr>
-          <w:p>
+              <w:right w:w="130" w:type="dxa"/>
+            </w:tcMar>
+          </w:tcPr>
+          <w:p>
+            <w:pPr>
+              <w:spacing w:before="40" w:after="40"/>
+              <w:rPr>
+                <w:lang w:val="nl-NL"/>
+              </w:rPr>
+            </w:pPr>
             <w:r>
               <w:rPr>
                 <w:i/>
@@ -1915,22 +2635,28 @@
                 <w:color w:val="595959"/>
                 <w:sz w:val="18"/>
                 <w:szCs w:val="18"/>
-              </w:rPr>
-              <w:t>[ aanpak ]</w:t>
-            </w:r>
+                <w:lang w:val="nl-NL"/>
+              </w:rPr>
+              <w:t xml:space="preserve">[ wat is hun belang, en hoe benader je hen? ]</w:t>
+            </w:r>
+          </w:p>
+          <w:p>
+            <w:pPr>
+              <w:spacing w:before="40" w:after="40"/>
+              <w:rPr>
+                <w:lang w:val="nl-NL"/>
+              </w:rPr>
+            </w:pPr>
           </w:p>
         </w:tc>
       </w:tr>
       <w:tr>
-        <w:tblPrEx>
-          <w:tblCellMar>
-            <w:top w:w="0" w:type="dxa"/>
-            <w:bottom w:w="0" w:type="dxa"/>
-          </w:tblCellMar>
-        </w:tblPrEx>
-        <w:tc>
-          <w:tcPr>
-            <w:tcW w:w="3000" w:type="dxa"/>
+        <w:trPr>
+          <w:cantSplit/>
+        </w:trPr>
+        <w:tc>
+          <w:tcPr>
+            <w:tcW w:w="2400" w:type="dxa"/>
             <w:tcBorders>
               <w:top w:val="single" w:sz="4" w:space="0" w:color="D9D9D9"/>
               <w:left w:val="single" w:sz="4" w:space="0" w:color="D9D9D9"/>
@@ -1939,12 +2665,18 @@
             </w:tcBorders>
             <w:tcMar>
               <w:top w:w="90" w:type="dxa"/>
-              <w:left w:w="120" w:type="dxa"/>
+              <w:left w:w="130" w:type="dxa"/>
               <w:bottom w:w="90" w:type="dxa"/>
-              <w:right w:w="120" w:type="dxa"/>
-            </w:tcMar>
-          </w:tcPr>
-          <w:p>
+              <w:right w:w="130" w:type="dxa"/>
+            </w:tcMar>
+          </w:tcPr>
+          <w:p>
+            <w:pPr>
+              <w:spacing w:before="40" w:after="40"/>
+              <w:rPr>
+                <w:lang w:val="nl-NL"/>
+              </w:rPr>
+            </w:pPr>
             <w:r>
               <w:rPr>
                 <w:i/>
@@ -1952,8 +2684,9 @@
                 <w:color w:val="595959"/>
                 <w:sz w:val="18"/>
                 <w:szCs w:val="18"/>
-              </w:rPr>
-              <w:t>[ naam of rol ]</w:t>
+                <w:lang w:val="nl-NL"/>
+              </w:rPr>
+              <w:t xml:space="preserve">[ naam of rol ]</w:t>
             </w:r>
           </w:p>
         </w:tc>
@@ -1968,12 +2701,18 @@
             </w:tcBorders>
             <w:tcMar>
               <w:top w:w="90" w:type="dxa"/>
-              <w:left w:w="120" w:type="dxa"/>
+              <w:left w:w="130" w:type="dxa"/>
               <w:bottom w:w="90" w:type="dxa"/>
-              <w:right w:w="120" w:type="dxa"/>
-            </w:tcMar>
-          </w:tcPr>
-          <w:p>
+              <w:right w:w="130" w:type="dxa"/>
+            </w:tcMar>
+          </w:tcPr>
+          <w:p>
+            <w:pPr>
+              <w:spacing w:before="40" w:after="40"/>
+              <w:rPr>
+                <w:lang w:val="nl-NL"/>
+              </w:rPr>
+            </w:pPr>
             <w:r>
               <w:rPr>
                 <w:i/>
@@ -1981,8 +2720,9 @@
                 <w:color w:val="595959"/>
                 <w:sz w:val="18"/>
                 <w:szCs w:val="18"/>
-              </w:rPr>
-              <w:t>[ hoog/laag ]</w:t>
+                <w:lang w:val="nl-NL"/>
+              </w:rPr>
+              <w:t xml:space="preserve">[ hoog / laag ]</w:t>
             </w:r>
           </w:p>
         </w:tc>
@@ -1997,12 +2737,18 @@
             </w:tcBorders>
             <w:tcMar>
               <w:top w:w="90" w:type="dxa"/>
-              <w:left w:w="120" w:type="dxa"/>
+              <w:left w:w="130" w:type="dxa"/>
               <w:bottom w:w="90" w:type="dxa"/>
-              <w:right w:w="120" w:type="dxa"/>
-            </w:tcMar>
-          </w:tcPr>
-          <w:p>
+              <w:right w:w="130" w:type="dxa"/>
+            </w:tcMar>
+          </w:tcPr>
+          <w:p>
+            <w:pPr>
+              <w:spacing w:before="40" w:after="40"/>
+              <w:rPr>
+                <w:lang w:val="nl-NL"/>
+              </w:rPr>
+            </w:pPr>
             <w:r>
               <w:rPr>
                 <w:i/>
@@ -2010,14 +2756,15 @@
                 <w:color w:val="595959"/>
                 <w:sz w:val="18"/>
                 <w:szCs w:val="18"/>
-              </w:rPr>
-              <w:t>[ hoog/laag ]</w:t>
-            </w:r>
-          </w:p>
-        </w:tc>
-        <w:tc>
-          <w:tcPr>
-            <w:tcW w:w="3746" w:type="dxa"/>
+                <w:lang w:val="nl-NL"/>
+              </w:rPr>
+              <w:t xml:space="preserve">[ hoog / laag ]</w:t>
+            </w:r>
+          </w:p>
+        </w:tc>
+        <w:tc>
+          <w:tcPr>
+            <w:tcW w:w="4346" w:type="dxa"/>
             <w:tcBorders>
               <w:top w:val="single" w:sz="4" w:space="0" w:color="D9D9D9"/>
               <w:left w:val="single" w:sz="4" w:space="0" w:color="D9D9D9"/>
@@ -2026,12 +2773,18 @@
             </w:tcBorders>
             <w:tcMar>
               <w:top w:w="90" w:type="dxa"/>
-              <w:left w:w="120" w:type="dxa"/>
+              <w:left w:w="130" w:type="dxa"/>
               <w:bottom w:w="90" w:type="dxa"/>
-              <w:right w:w="120" w:type="dxa"/>
-            </w:tcMar>
-          </w:tcPr>
-          <w:p>
+              <w:right w:w="130" w:type="dxa"/>
+            </w:tcMar>
+          </w:tcPr>
+          <w:p>
+            <w:pPr>
+              <w:spacing w:before="40" w:after="40"/>
+              <w:rPr>
+                <w:lang w:val="nl-NL"/>
+              </w:rPr>
+            </w:pPr>
             <w:r>
               <w:rPr>
                 <w:i/>
@@ -2039,22 +2792,28 @@
                 <w:color w:val="595959"/>
                 <w:sz w:val="18"/>
                 <w:szCs w:val="18"/>
-              </w:rPr>
-              <w:t>[ aanpak ]</w:t>
-            </w:r>
+                <w:lang w:val="nl-NL"/>
+              </w:rPr>
+              <w:t xml:space="preserve">[ wat is hun belang, en hoe benader je hen? ]</w:t>
+            </w:r>
+          </w:p>
+          <w:p>
+            <w:pPr>
+              <w:spacing w:before="40" w:after="40"/>
+              <w:rPr>
+                <w:lang w:val="nl-NL"/>
+              </w:rPr>
+            </w:pPr>
           </w:p>
         </w:tc>
       </w:tr>
       <w:tr>
-        <w:tblPrEx>
-          <w:tblCellMar>
-            <w:top w:w="0" w:type="dxa"/>
-            <w:bottom w:w="0" w:type="dxa"/>
-          </w:tblCellMar>
-        </w:tblPrEx>
-        <w:tc>
-          <w:tcPr>
-            <w:tcW w:w="3000" w:type="dxa"/>
+        <w:trPr>
+          <w:cantSplit/>
+        </w:trPr>
+        <w:tc>
+          <w:tcPr>
+            <w:tcW w:w="2400" w:type="dxa"/>
             <w:tcBorders>
               <w:top w:val="single" w:sz="4" w:space="0" w:color="D9D9D9"/>
               <w:left w:val="single" w:sz="4" w:space="0" w:color="D9D9D9"/>
@@ -2063,12 +2822,18 @@
             </w:tcBorders>
             <w:tcMar>
               <w:top w:w="90" w:type="dxa"/>
-              <w:left w:w="120" w:type="dxa"/>
+              <w:left w:w="130" w:type="dxa"/>
               <w:bottom w:w="90" w:type="dxa"/>
-              <w:right w:w="120" w:type="dxa"/>
-            </w:tcMar>
-          </w:tcPr>
-          <w:p>
+              <w:right w:w="130" w:type="dxa"/>
+            </w:tcMar>
+          </w:tcPr>
+          <w:p>
+            <w:pPr>
+              <w:spacing w:before="40" w:after="40"/>
+              <w:rPr>
+                <w:lang w:val="nl-NL"/>
+              </w:rPr>
+            </w:pPr>
             <w:r>
               <w:rPr>
                 <w:i/>
@@ -2076,9 +2841,9 @@
                 <w:color w:val="595959"/>
                 <w:sz w:val="18"/>
                 <w:szCs w:val="18"/>
-              </w:rPr>
-              <w:lastRenderedPageBreak/>
-              <w:t>[ naam of rol ]</w:t>
+                <w:lang w:val="nl-NL"/>
+              </w:rPr>
+              <w:t xml:space="preserve">[ naam of rol ]</w:t>
             </w:r>
           </w:p>
         </w:tc>
@@ -2093,12 +2858,18 @@
             </w:tcBorders>
             <w:tcMar>
               <w:top w:w="90" w:type="dxa"/>
-              <w:left w:w="120" w:type="dxa"/>
+              <w:left w:w="130" w:type="dxa"/>
               <w:bottom w:w="90" w:type="dxa"/>
-              <w:right w:w="120" w:type="dxa"/>
-            </w:tcMar>
-          </w:tcPr>
-          <w:p>
+              <w:right w:w="130" w:type="dxa"/>
+            </w:tcMar>
+          </w:tcPr>
+          <w:p>
+            <w:pPr>
+              <w:spacing w:before="40" w:after="40"/>
+              <w:rPr>
+                <w:lang w:val="nl-NL"/>
+              </w:rPr>
+            </w:pPr>
             <w:r>
               <w:rPr>
                 <w:i/>
@@ -2106,8 +2877,9 @@
                 <w:color w:val="595959"/>
                 <w:sz w:val="18"/>
                 <w:szCs w:val="18"/>
-              </w:rPr>
-              <w:t>[ hoog/laag ]</w:t>
+                <w:lang w:val="nl-NL"/>
+              </w:rPr>
+              <w:t xml:space="preserve">[ hoog / laag ]</w:t>
             </w:r>
           </w:p>
         </w:tc>
@@ -2122,12 +2894,18 @@
             </w:tcBorders>
             <w:tcMar>
               <w:top w:w="90" w:type="dxa"/>
-              <w:left w:w="120" w:type="dxa"/>
+              <w:left w:w="130" w:type="dxa"/>
               <w:bottom w:w="90" w:type="dxa"/>
-              <w:right w:w="120" w:type="dxa"/>
-            </w:tcMar>
-          </w:tcPr>
-          <w:p>
+              <w:right w:w="130" w:type="dxa"/>
+            </w:tcMar>
+          </w:tcPr>
+          <w:p>
+            <w:pPr>
+              <w:spacing w:before="40" w:after="40"/>
+              <w:rPr>
+                <w:lang w:val="nl-NL"/>
+              </w:rPr>
+            </w:pPr>
             <w:r>
               <w:rPr>
                 <w:i/>
@@ -2135,14 +2913,15 @@
                 <w:color w:val="595959"/>
                 <w:sz w:val="18"/>
                 <w:szCs w:val="18"/>
-              </w:rPr>
-              <w:t>[ hoog/laag ]</w:t>
-            </w:r>
-          </w:p>
-        </w:tc>
-        <w:tc>
-          <w:tcPr>
-            <w:tcW w:w="3746" w:type="dxa"/>
+                <w:lang w:val="nl-NL"/>
+              </w:rPr>
+              <w:t xml:space="preserve">[ hoog / laag ]</w:t>
+            </w:r>
+          </w:p>
+        </w:tc>
+        <w:tc>
+          <w:tcPr>
+            <w:tcW w:w="4346" w:type="dxa"/>
             <w:tcBorders>
               <w:top w:val="single" w:sz="4" w:space="0" w:color="D9D9D9"/>
               <w:left w:val="single" w:sz="4" w:space="0" w:color="D9D9D9"/>
@@ -2151,12 +2930,18 @@
             </w:tcBorders>
             <w:tcMar>
               <w:top w:w="90" w:type="dxa"/>
-              <w:left w:w="120" w:type="dxa"/>
+              <w:left w:w="130" w:type="dxa"/>
               <w:bottom w:w="90" w:type="dxa"/>
-              <w:right w:w="120" w:type="dxa"/>
-            </w:tcMar>
-          </w:tcPr>
-          <w:p>
+              <w:right w:w="130" w:type="dxa"/>
+            </w:tcMar>
+          </w:tcPr>
+          <w:p>
+            <w:pPr>
+              <w:spacing w:before="40" w:after="40"/>
+              <w:rPr>
+                <w:lang w:val="nl-NL"/>
+              </w:rPr>
+            </w:pPr>
             <w:r>
               <w:rPr>
                 <w:i/>
@@ -2164,22 +2949,28 @@
                 <w:color w:val="595959"/>
                 <w:sz w:val="18"/>
                 <w:szCs w:val="18"/>
-              </w:rPr>
-              <w:t>[ aanpak ]</w:t>
-            </w:r>
+                <w:lang w:val="nl-NL"/>
+              </w:rPr>
+              <w:t xml:space="preserve">[ wat is hun belang, en hoe benader je hen? ]</w:t>
+            </w:r>
+          </w:p>
+          <w:p>
+            <w:pPr>
+              <w:spacing w:before="40" w:after="40"/>
+              <w:rPr>
+                <w:lang w:val="nl-NL"/>
+              </w:rPr>
+            </w:pPr>
           </w:p>
         </w:tc>
       </w:tr>
       <w:tr>
-        <w:tblPrEx>
-          <w:tblCellMar>
-            <w:top w:w="0" w:type="dxa"/>
-            <w:bottom w:w="0" w:type="dxa"/>
-          </w:tblCellMar>
-        </w:tblPrEx>
-        <w:tc>
-          <w:tcPr>
-            <w:tcW w:w="3000" w:type="dxa"/>
+        <w:trPr>
+          <w:cantSplit/>
+        </w:trPr>
+        <w:tc>
+          <w:tcPr>
+            <w:tcW w:w="2400" w:type="dxa"/>
             <w:tcBorders>
               <w:top w:val="single" w:sz="4" w:space="0" w:color="D9D9D9"/>
               <w:left w:val="single" w:sz="4" w:space="0" w:color="D9D9D9"/>
@@ -2188,12 +2979,18 @@
             </w:tcBorders>
             <w:tcMar>
               <w:top w:w="90" w:type="dxa"/>
-              <w:left w:w="120" w:type="dxa"/>
+              <w:left w:w="130" w:type="dxa"/>
               <w:bottom w:w="90" w:type="dxa"/>
-              <w:right w:w="120" w:type="dxa"/>
-            </w:tcMar>
-          </w:tcPr>
-          <w:p>
+              <w:right w:w="130" w:type="dxa"/>
+            </w:tcMar>
+          </w:tcPr>
+          <w:p>
+            <w:pPr>
+              <w:spacing w:before="40" w:after="40"/>
+              <w:rPr>
+                <w:lang w:val="nl-NL"/>
+              </w:rPr>
+            </w:pPr>
             <w:r>
               <w:rPr>
                 <w:i/>
@@ -2201,8 +2998,9 @@
                 <w:color w:val="595959"/>
                 <w:sz w:val="18"/>
                 <w:szCs w:val="18"/>
-              </w:rPr>
-              <w:t>[ naam of rol ]</w:t>
+                <w:lang w:val="nl-NL"/>
+              </w:rPr>
+              <w:t xml:space="preserve">[ naam of rol ]</w:t>
             </w:r>
           </w:p>
         </w:tc>
@@ -2217,12 +3015,18 @@
             </w:tcBorders>
             <w:tcMar>
               <w:top w:w="90" w:type="dxa"/>
-              <w:left w:w="120" w:type="dxa"/>
+              <w:left w:w="130" w:type="dxa"/>
               <w:bottom w:w="90" w:type="dxa"/>
-              <w:right w:w="120" w:type="dxa"/>
-            </w:tcMar>
-          </w:tcPr>
-          <w:p>
+              <w:right w:w="130" w:type="dxa"/>
+            </w:tcMar>
+          </w:tcPr>
+          <w:p>
+            <w:pPr>
+              <w:spacing w:before="40" w:after="40"/>
+              <w:rPr>
+                <w:lang w:val="nl-NL"/>
+              </w:rPr>
+            </w:pPr>
             <w:r>
               <w:rPr>
                 <w:i/>
@@ -2230,8 +3034,9 @@
                 <w:color w:val="595959"/>
                 <w:sz w:val="18"/>
                 <w:szCs w:val="18"/>
-              </w:rPr>
-              <w:t>[ hoog/laag ]</w:t>
+                <w:lang w:val="nl-NL"/>
+              </w:rPr>
+              <w:t xml:space="preserve">[ hoog / laag ]</w:t>
             </w:r>
           </w:p>
         </w:tc>
@@ -2246,12 +3051,18 @@
             </w:tcBorders>
             <w:tcMar>
               <w:top w:w="90" w:type="dxa"/>
-              <w:left w:w="120" w:type="dxa"/>
+              <w:left w:w="130" w:type="dxa"/>
               <w:bottom w:w="90" w:type="dxa"/>
-              <w:right w:w="120" w:type="dxa"/>
-            </w:tcMar>
-          </w:tcPr>
-          <w:p>
+              <w:right w:w="130" w:type="dxa"/>
+            </w:tcMar>
+          </w:tcPr>
+          <w:p>
+            <w:pPr>
+              <w:spacing w:before="40" w:after="40"/>
+              <w:rPr>
+                <w:lang w:val="nl-NL"/>
+              </w:rPr>
+            </w:pPr>
             <w:r>
               <w:rPr>
                 <w:i/>
@@ -2259,14 +3070,15 @@
                 <w:color w:val="595959"/>
                 <w:sz w:val="18"/>
                 <w:szCs w:val="18"/>
-              </w:rPr>
-              <w:t>[ hoog/laag ]</w:t>
-            </w:r>
-          </w:p>
-        </w:tc>
-        <w:tc>
-          <w:tcPr>
-            <w:tcW w:w="3746" w:type="dxa"/>
+                <w:lang w:val="nl-NL"/>
+              </w:rPr>
+              <w:t xml:space="preserve">[ hoog / laag ]</w:t>
+            </w:r>
+          </w:p>
+        </w:tc>
+        <w:tc>
+          <w:tcPr>
+            <w:tcW w:w="4346" w:type="dxa"/>
             <w:tcBorders>
               <w:top w:val="single" w:sz="4" w:space="0" w:color="D9D9D9"/>
               <w:left w:val="single" w:sz="4" w:space="0" w:color="D9D9D9"/>
@@ -2275,12 +3087,18 @@
             </w:tcBorders>
             <w:tcMar>
               <w:top w:w="90" w:type="dxa"/>
-              <w:left w:w="120" w:type="dxa"/>
+              <w:left w:w="130" w:type="dxa"/>
               <w:bottom w:w="90" w:type="dxa"/>
-              <w:right w:w="120" w:type="dxa"/>
-            </w:tcMar>
-          </w:tcPr>
-          <w:p>
+              <w:right w:w="130" w:type="dxa"/>
+            </w:tcMar>
+          </w:tcPr>
+          <w:p>
+            <w:pPr>
+              <w:spacing w:before="40" w:after="40"/>
+              <w:rPr>
+                <w:lang w:val="nl-NL"/>
+              </w:rPr>
+            </w:pPr>
             <w:r>
               <w:rPr>
                 <w:i/>
@@ -2288,16 +3106,342 @@
                 <w:color w:val="595959"/>
                 <w:sz w:val="18"/>
                 <w:szCs w:val="18"/>
-              </w:rPr>
-              <w:t>[ aanpak ]</w:t>
-            </w:r>
+                <w:lang w:val="nl-NL"/>
+              </w:rPr>
+              <w:t xml:space="preserve">[ wat is hun belang, en hoe benader je hen? ]</w:t>
+            </w:r>
+          </w:p>
+          <w:p>
+            <w:pPr>
+              <w:spacing w:before="40" w:after="40"/>
+              <w:rPr>
+                <w:lang w:val="nl-NL"/>
+              </w:rPr>
+            </w:pPr>
+          </w:p>
+        </w:tc>
+      </w:tr>
+      <w:tr>
+        <w:trPr>
+          <w:cantSplit/>
+        </w:trPr>
+        <w:tc>
+          <w:tcPr>
+            <w:tcW w:w="2400" w:type="dxa"/>
+            <w:tcBorders>
+              <w:top w:val="single" w:sz="4" w:space="0" w:color="D9D9D9"/>
+              <w:left w:val="single" w:sz="4" w:space="0" w:color="D9D9D9"/>
+              <w:bottom w:val="single" w:sz="4" w:space="0" w:color="D9D9D9"/>
+              <w:right w:val="single" w:sz="4" w:space="0" w:color="D9D9D9"/>
+            </w:tcBorders>
+            <w:tcMar>
+              <w:top w:w="90" w:type="dxa"/>
+              <w:left w:w="130" w:type="dxa"/>
+              <w:bottom w:w="90" w:type="dxa"/>
+              <w:right w:w="130" w:type="dxa"/>
+            </w:tcMar>
+          </w:tcPr>
+          <w:p>
+            <w:pPr>
+              <w:spacing w:before="40" w:after="40"/>
+              <w:rPr>
+                <w:lang w:val="nl-NL"/>
+              </w:rPr>
+            </w:pPr>
+            <w:r>
+              <w:rPr>
+                <w:i/>
+                <w:iCs/>
+                <w:color w:val="595959"/>
+                <w:sz w:val="18"/>
+                <w:szCs w:val="18"/>
+                <w:lang w:val="nl-NL"/>
+              </w:rPr>
+              <w:t xml:space="preserve">[ naam of rol ]</w:t>
+            </w:r>
+          </w:p>
+        </w:tc>
+        <w:tc>
+          <w:tcPr>
+            <w:tcW w:w="1500" w:type="dxa"/>
+            <w:tcBorders>
+              <w:top w:val="single" w:sz="4" w:space="0" w:color="D9D9D9"/>
+              <w:left w:val="single" w:sz="4" w:space="0" w:color="D9D9D9"/>
+              <w:bottom w:val="single" w:sz="4" w:space="0" w:color="D9D9D9"/>
+              <w:right w:val="single" w:sz="4" w:space="0" w:color="D9D9D9"/>
+            </w:tcBorders>
+            <w:tcMar>
+              <w:top w:w="90" w:type="dxa"/>
+              <w:left w:w="130" w:type="dxa"/>
+              <w:bottom w:w="90" w:type="dxa"/>
+              <w:right w:w="130" w:type="dxa"/>
+            </w:tcMar>
+          </w:tcPr>
+          <w:p>
+            <w:pPr>
+              <w:spacing w:before="40" w:after="40"/>
+              <w:rPr>
+                <w:lang w:val="nl-NL"/>
+              </w:rPr>
+            </w:pPr>
+            <w:r>
+              <w:rPr>
+                <w:i/>
+                <w:iCs/>
+                <w:color w:val="595959"/>
+                <w:sz w:val="18"/>
+                <w:szCs w:val="18"/>
+                <w:lang w:val="nl-NL"/>
+              </w:rPr>
+              <w:t xml:space="preserve">[ hoog / laag ]</w:t>
+            </w:r>
+          </w:p>
+        </w:tc>
+        <w:tc>
+          <w:tcPr>
+            <w:tcW w:w="1500" w:type="dxa"/>
+            <w:tcBorders>
+              <w:top w:val="single" w:sz="4" w:space="0" w:color="D9D9D9"/>
+              <w:left w:val="single" w:sz="4" w:space="0" w:color="D9D9D9"/>
+              <w:bottom w:val="single" w:sz="4" w:space="0" w:color="D9D9D9"/>
+              <w:right w:val="single" w:sz="4" w:space="0" w:color="D9D9D9"/>
+            </w:tcBorders>
+            <w:tcMar>
+              <w:top w:w="90" w:type="dxa"/>
+              <w:left w:w="130" w:type="dxa"/>
+              <w:bottom w:w="90" w:type="dxa"/>
+              <w:right w:w="130" w:type="dxa"/>
+            </w:tcMar>
+          </w:tcPr>
+          <w:p>
+            <w:pPr>
+              <w:spacing w:before="40" w:after="40"/>
+              <w:rPr>
+                <w:lang w:val="nl-NL"/>
+              </w:rPr>
+            </w:pPr>
+            <w:r>
+              <w:rPr>
+                <w:i/>
+                <w:iCs/>
+                <w:color w:val="595959"/>
+                <w:sz w:val="18"/>
+                <w:szCs w:val="18"/>
+                <w:lang w:val="nl-NL"/>
+              </w:rPr>
+              <w:t xml:space="preserve">[ hoog / laag ]</w:t>
+            </w:r>
+          </w:p>
+        </w:tc>
+        <w:tc>
+          <w:tcPr>
+            <w:tcW w:w="4346" w:type="dxa"/>
+            <w:tcBorders>
+              <w:top w:val="single" w:sz="4" w:space="0" w:color="D9D9D9"/>
+              <w:left w:val="single" w:sz="4" w:space="0" w:color="D9D9D9"/>
+              <w:bottom w:val="single" w:sz="4" w:space="0" w:color="D9D9D9"/>
+              <w:right w:val="single" w:sz="4" w:space="0" w:color="D9D9D9"/>
+            </w:tcBorders>
+            <w:tcMar>
+              <w:top w:w="90" w:type="dxa"/>
+              <w:left w:w="130" w:type="dxa"/>
+              <w:bottom w:w="90" w:type="dxa"/>
+              <w:right w:w="130" w:type="dxa"/>
+            </w:tcMar>
+          </w:tcPr>
+          <w:p>
+            <w:pPr>
+              <w:spacing w:before="40" w:after="40"/>
+              <w:rPr>
+                <w:lang w:val="nl-NL"/>
+              </w:rPr>
+            </w:pPr>
+            <w:r>
+              <w:rPr>
+                <w:i/>
+                <w:iCs/>
+                <w:color w:val="595959"/>
+                <w:sz w:val="18"/>
+                <w:szCs w:val="18"/>
+                <w:lang w:val="nl-NL"/>
+              </w:rPr>
+              <w:t xml:space="preserve">[ wat is hun belang, en hoe benader je hen? ]</w:t>
+            </w:r>
+          </w:p>
+          <w:p>
+            <w:pPr>
+              <w:spacing w:before="40" w:after="40"/>
+              <w:rPr>
+                <w:lang w:val="nl-NL"/>
+              </w:rPr>
+            </w:pPr>
+          </w:p>
+        </w:tc>
+      </w:tr>
+      <w:tr>
+        <w:trPr>
+          <w:cantSplit/>
+        </w:trPr>
+        <w:tc>
+          <w:tcPr>
+            <w:tcW w:w="2400" w:type="dxa"/>
+            <w:tcBorders>
+              <w:top w:val="single" w:sz="4" w:space="0" w:color="D9D9D9"/>
+              <w:left w:val="single" w:sz="4" w:space="0" w:color="D9D9D9"/>
+              <w:bottom w:val="single" w:sz="4" w:space="0" w:color="D9D9D9"/>
+              <w:right w:val="single" w:sz="4" w:space="0" w:color="D9D9D9"/>
+            </w:tcBorders>
+            <w:tcMar>
+              <w:top w:w="90" w:type="dxa"/>
+              <w:left w:w="130" w:type="dxa"/>
+              <w:bottom w:w="90" w:type="dxa"/>
+              <w:right w:w="130" w:type="dxa"/>
+            </w:tcMar>
+          </w:tcPr>
+          <w:p>
+            <w:pPr>
+              <w:spacing w:before="40" w:after="40"/>
+              <w:rPr>
+                <w:lang w:val="nl-NL"/>
+              </w:rPr>
+            </w:pPr>
+            <w:r>
+              <w:rPr>
+                <w:i/>
+                <w:iCs/>
+                <w:color w:val="595959"/>
+                <w:sz w:val="18"/>
+                <w:szCs w:val="18"/>
+                <w:lang w:val="nl-NL"/>
+              </w:rPr>
+              <w:t xml:space="preserve">[ naam of rol ]</w:t>
+            </w:r>
+          </w:p>
+        </w:tc>
+        <w:tc>
+          <w:tcPr>
+            <w:tcW w:w="1500" w:type="dxa"/>
+            <w:tcBorders>
+              <w:top w:val="single" w:sz="4" w:space="0" w:color="D9D9D9"/>
+              <w:left w:val="single" w:sz="4" w:space="0" w:color="D9D9D9"/>
+              <w:bottom w:val="single" w:sz="4" w:space="0" w:color="D9D9D9"/>
+              <w:right w:val="single" w:sz="4" w:space="0" w:color="D9D9D9"/>
+            </w:tcBorders>
+            <w:tcMar>
+              <w:top w:w="90" w:type="dxa"/>
+              <w:left w:w="130" w:type="dxa"/>
+              <w:bottom w:w="90" w:type="dxa"/>
+              <w:right w:w="130" w:type="dxa"/>
+            </w:tcMar>
+          </w:tcPr>
+          <w:p>
+            <w:pPr>
+              <w:spacing w:before="40" w:after="40"/>
+              <w:rPr>
+                <w:lang w:val="nl-NL"/>
+              </w:rPr>
+            </w:pPr>
+            <w:r>
+              <w:rPr>
+                <w:i/>
+                <w:iCs/>
+                <w:color w:val="595959"/>
+                <w:sz w:val="18"/>
+                <w:szCs w:val="18"/>
+                <w:lang w:val="nl-NL"/>
+              </w:rPr>
+              <w:t xml:space="preserve">[ hoog / laag ]</w:t>
+            </w:r>
+          </w:p>
+        </w:tc>
+        <w:tc>
+          <w:tcPr>
+            <w:tcW w:w="1500" w:type="dxa"/>
+            <w:tcBorders>
+              <w:top w:val="single" w:sz="4" w:space="0" w:color="D9D9D9"/>
+              <w:left w:val="single" w:sz="4" w:space="0" w:color="D9D9D9"/>
+              <w:bottom w:val="single" w:sz="4" w:space="0" w:color="D9D9D9"/>
+              <w:right w:val="single" w:sz="4" w:space="0" w:color="D9D9D9"/>
+            </w:tcBorders>
+            <w:tcMar>
+              <w:top w:w="90" w:type="dxa"/>
+              <w:left w:w="130" w:type="dxa"/>
+              <w:bottom w:w="90" w:type="dxa"/>
+              <w:right w:w="130" w:type="dxa"/>
+            </w:tcMar>
+          </w:tcPr>
+          <w:p>
+            <w:pPr>
+              <w:spacing w:before="40" w:after="40"/>
+              <w:rPr>
+                <w:lang w:val="nl-NL"/>
+              </w:rPr>
+            </w:pPr>
+            <w:r>
+              <w:rPr>
+                <w:i/>
+                <w:iCs/>
+                <w:color w:val="595959"/>
+                <w:sz w:val="18"/>
+                <w:szCs w:val="18"/>
+                <w:lang w:val="nl-NL"/>
+              </w:rPr>
+              <w:t xml:space="preserve">[ hoog / laag ]</w:t>
+            </w:r>
+          </w:p>
+        </w:tc>
+        <w:tc>
+          <w:tcPr>
+            <w:tcW w:w="4346" w:type="dxa"/>
+            <w:tcBorders>
+              <w:top w:val="single" w:sz="4" w:space="0" w:color="D9D9D9"/>
+              <w:left w:val="single" w:sz="4" w:space="0" w:color="D9D9D9"/>
+              <w:bottom w:val="single" w:sz="4" w:space="0" w:color="D9D9D9"/>
+              <w:right w:val="single" w:sz="4" w:space="0" w:color="D9D9D9"/>
+            </w:tcBorders>
+            <w:tcMar>
+              <w:top w:w="90" w:type="dxa"/>
+              <w:left w:w="130" w:type="dxa"/>
+              <w:bottom w:w="90" w:type="dxa"/>
+              <w:right w:w="130" w:type="dxa"/>
+            </w:tcMar>
+          </w:tcPr>
+          <w:p>
+            <w:pPr>
+              <w:spacing w:before="40" w:after="40"/>
+              <w:rPr>
+                <w:lang w:val="nl-NL"/>
+              </w:rPr>
+            </w:pPr>
+            <w:r>
+              <w:rPr>
+                <w:i/>
+                <w:iCs/>
+                <w:color w:val="595959"/>
+                <w:sz w:val="18"/>
+                <w:szCs w:val="18"/>
+                <w:lang w:val="nl-NL"/>
+              </w:rPr>
+              <w:t xml:space="preserve">[ wat is hun belang, en hoe benader je hen? ]</w:t>
+            </w:r>
+          </w:p>
+          <w:p>
+            <w:pPr>
+              <w:spacing w:before="40" w:after="40"/>
+              <w:rPr>
+                <w:lang w:val="nl-NL"/>
+              </w:rPr>
+            </w:pPr>
           </w:p>
         </w:tc>
       </w:tr>
     </w:tbl>
     <w:p>
       <w:pPr>
-        <w:spacing w:after="140"/>
+        <w:spacing w:after="120"/>
+        <w:rPr>
+          <w:lang w:val="nl-NL"/>
+        </w:rPr>
       </w:pPr>
     </w:p>
     <w:tbl>
@@ -2321,12 +3465,9 @@
         <w:gridCol w:w="9746"/>
       </w:tblGrid>
       <w:tr>
-        <w:tblPrEx>
-          <w:tblCellMar>
-            <w:top w:w="0" w:type="dxa"/>
-            <w:bottom w:w="0" w:type="dxa"/>
-          </w:tblCellMar>
-        </w:tblPrEx>
+        <w:trPr>
+          <w:cantSplit/>
+        </w:trPr>
         <w:tc>
           <w:tcPr>
             <w:tcW w:w="9746" w:type="dxa"/>
@@ -2347,6 +3488,9 @@
           <w:p>
             <w:pPr>
               <w:spacing w:after="90"/>
+              <w:rPr>
+                <w:lang w:val="nl-NL"/>
+              </w:rPr>
             </w:pPr>
             <w:r>
               <w:rPr>
@@ -2356,8 +3500,9 @@
                 <w:spacing w:val="30"/>
                 <w:sz w:val="17"/>
                 <w:szCs w:val="17"/>
-              </w:rPr>
-              <w:t>TIP</w:t>
+                <w:lang w:val="nl-NL"/>
+              </w:rPr>
+              <w:t xml:space="preserve">TIP</w:t>
             </w:r>
           </w:p>
           <w:p>
@@ -2365,12 +3510,26 @@
               <w:pStyle w:val="ListParagraph"/>
               <w:numPr>
                 <w:ilvl w:val="0"/>
-                <w:numId w:val="3"/>
+                <w:numId w:val="900"/>
               </w:numPr>
-              <w:spacing w:after="60" w:line="260" w:lineRule="auto"/>
-            </w:pPr>
-            <w:r>
-              <w:t>Beoordeel belang en invloed op feiten, niet op hoe aardig iemand is. De vriendelijke contactpersoon heeft soms weinig te zeggen; de stille manager beslist.</w:t>
+              <w:spacing w:after="90" w:line="262" w:lineRule="auto"/>
+              <w:rPr>
+                <w:lang w:val="nl-NL"/>
+              </w:rPr>
+            </w:pPr>
+            <w:r>
+              <w:rPr>
+                <w:b/>
+                <w:bCs/>
+                <w:lang w:val="nl-NL"/>
+              </w:rPr>
+              <w:t xml:space="preserve">Beoordeel op feiten, niet op hoe aardig iemand is.</w:t>
+            </w:r>
+            <w:r>
+              <w:rPr>
+                <w:lang w:val="nl-NL"/>
+              </w:rPr>
+              <w:t xml:space="preserve"> De vriendelijke contactpersoon heeft soms weinig te zeggen; de stille manager beslist.</w:t>
             </w:r>
           </w:p>
           <w:p>
@@ -2378,12 +3537,53 @@
               <w:pStyle w:val="ListParagraph"/>
               <w:numPr>
                 <w:ilvl w:val="0"/>
-                <w:numId w:val="3"/>
+                <w:numId w:val="900"/>
               </w:numPr>
-              <w:spacing w:after="60" w:line="260" w:lineRule="auto"/>
-            </w:pPr>
-            <w:r>
-              <w:t>Onderschat je eindgebruikers niet. Ze hebben vaak veel belang en weinig macht, dus je informeert ze, maar hun input maakt je beroepsproduct beter.</w:t>
+              <w:spacing w:after="90" w:line="262" w:lineRule="auto"/>
+              <w:rPr>
+                <w:lang w:val="nl-NL"/>
+              </w:rPr>
+            </w:pPr>
+            <w:r>
+              <w:rPr>
+                <w:b/>
+                <w:bCs/>
+                <w:lang w:val="nl-NL"/>
+              </w:rPr>
+              <w:t xml:space="preserve">Onderschat je eindgebruikers niet.</w:t>
+            </w:r>
+            <w:r>
+              <w:rPr>
+                <w:lang w:val="nl-NL"/>
+              </w:rPr>
+              <w:t xml:space="preserve"> Ze hebben vaak veel belang en weinig macht. Je informeert ze, maar hun input maakt je beroepsproduct beter.</w:t>
+            </w:r>
+          </w:p>
+          <w:p>
+            <w:pPr>
+              <w:pStyle w:val="ListParagraph"/>
+              <w:numPr>
+                <w:ilvl w:val="0"/>
+                <w:numId w:val="900"/>
+              </w:numPr>
+              <w:spacing w:after="90" w:line="262" w:lineRule="auto"/>
+              <w:rPr>
+                <w:lang w:val="nl-NL"/>
+              </w:rPr>
+            </w:pPr>
+            <w:r>
+              <w:rPr>
+                <w:b/>
+                <w:bCs/>
+                <w:lang w:val="nl-NL"/>
+              </w:rPr>
+              <w:t xml:space="preserve">Vraag je opdrachtgever wie je mist.</w:t>
+            </w:r>
+            <w:r>
+              <w:rPr>
+                <w:lang w:val="nl-NL"/>
+              </w:rPr>
+              <w:t xml:space="preserve"> Die kent het systeem beter dan jij, en noemt vaak iemand waar je zelf niet op was gekomen.</w:t>
             </w:r>
           </w:p>
         </w:tc>
@@ -2391,22 +3591,11 @@
     </w:tbl>
     <w:p>
       <w:pPr>
-        <w:keepNext/>
-        <w:pBdr>
-          <w:bottom w:val="single" w:sz="8" w:space="4" w:color="E5007D"/>
-        </w:pBdr>
-        <w:spacing w:before="360" w:after="140"/>
+        <w:spacing w:after="120"/>
+        <w:rPr>
+          <w:lang w:val="nl-NL"/>
+        </w:rPr>
       </w:pPr>
-      <w:r>
-        <w:rPr>
-          <w:b/>
-          <w:bCs/>
-          <w:color w:val="E5007D"/>
-          <w:sz w:val="28"/>
-          <w:szCs w:val="28"/>
-        </w:rPr>
-        <w:t>Valkuilen</w:t>
-      </w:r>
     </w:p>
     <w:tbl>
       <w:tblPr>
@@ -2429,12 +3618,9 @@
         <w:gridCol w:w="9746"/>
       </w:tblGrid>
       <w:tr>
-        <w:tblPrEx>
-          <w:tblCellMar>
-            <w:top w:w="0" w:type="dxa"/>
-            <w:bottom w:w="0" w:type="dxa"/>
-          </w:tblCellMar>
-        </w:tblPrEx>
+        <w:trPr>
+          <w:cantSplit/>
+        </w:trPr>
         <w:tc>
           <w:tcPr>
             <w:tcW w:w="9746" w:type="dxa"/>
@@ -2444,7 +3630,7 @@
               <w:bottom w:val="single" w:sz="2" w:space="0" w:color="D9D9D9"/>
               <w:right w:val="single" w:sz="2" w:space="0" w:color="D9D9D9"/>
             </w:tcBorders>
-            <w:shd w:val="clear" w:color="auto" w:fill="F4F4F4"/>
+            <w:shd w:val="clear" w:color="auto" w:fill="FCE7F1"/>
             <w:tcMar>
               <w:top w:w="150" w:type="dxa"/>
               <w:left w:w="240" w:type="dxa"/>
@@ -2455,6 +3641,9 @@
           <w:p>
             <w:pPr>
               <w:spacing w:after="90"/>
+              <w:rPr>
+                <w:lang w:val="nl-NL"/>
+              </w:rPr>
             </w:pPr>
             <w:r>
               <w:rPr>
@@ -2464,8 +3653,9 @@
                 <w:spacing w:val="30"/>
                 <w:sz w:val="17"/>
                 <w:szCs w:val="17"/>
-              </w:rPr>
-              <w:t>VALKUILEN</w:t>
+                <w:lang w:val="nl-NL"/>
+              </w:rPr>
+              <w:t xml:space="preserve">VALKUILEN</w:t>
             </w:r>
           </w:p>
           <w:p>
@@ -2473,19 +3663,26 @@
               <w:pStyle w:val="ListParagraph"/>
               <w:numPr>
                 <w:ilvl w:val="0"/>
-                <w:numId w:val="4"/>
+                <w:numId w:val="900"/>
               </w:numPr>
-              <w:spacing w:after="80" w:line="258" w:lineRule="auto"/>
+              <w:spacing w:after="90" w:line="262" w:lineRule="auto"/>
+              <w:rPr>
+                <w:lang w:val="nl-NL"/>
+              </w:rPr>
             </w:pPr>
             <w:r>
               <w:rPr>
                 <w:b/>
                 <w:bCs/>
-              </w:rPr>
-              <w:t xml:space="preserve">Alleen de opdrachtgever in kaart brengen. </w:t>
-            </w:r>
-            <w:r>
-              <w:t>De opdrachtgever heeft blinde vlekken. Zoek ook gebruikers en mensen in het systeem.</w:t>
+                <w:lang w:val="nl-NL"/>
+              </w:rPr>
+              <w:t xml:space="preserve">Alleen de opdrachtgever in kaart brengen.</w:t>
+            </w:r>
+            <w:r>
+              <w:rPr>
+                <w:lang w:val="nl-NL"/>
+              </w:rPr>
+              <w:t xml:space="preserve"> De opdrachtgever heeft blinde vlekken. Zoek ook gebruikers en mensen in het systeem.</w:t>
             </w:r>
           </w:p>
           <w:p>
@@ -2493,19 +3690,26 @@
               <w:pStyle w:val="ListParagraph"/>
               <w:numPr>
                 <w:ilvl w:val="0"/>
-                <w:numId w:val="4"/>
+                <w:numId w:val="900"/>
               </w:numPr>
-              <w:spacing w:after="80" w:line="258" w:lineRule="auto"/>
+              <w:spacing w:after="90" w:line="262" w:lineRule="auto"/>
+              <w:rPr>
+                <w:lang w:val="nl-NL"/>
+              </w:rPr>
             </w:pPr>
             <w:r>
               <w:rPr>
                 <w:b/>
                 <w:bCs/>
-              </w:rPr>
-              <w:t xml:space="preserve">Invloed en belang door elkaar halen. </w:t>
-            </w:r>
-            <w:r>
-              <w:t>Iemand kan groot belang hebben zonder macht, of veel macht zonder belang. Beoordeel ze los van elkaar.</w:t>
+                <w:lang w:val="nl-NL"/>
+              </w:rPr>
+              <w:t xml:space="preserve">Invloed en belang door elkaar halen.</w:t>
+            </w:r>
+            <w:r>
+              <w:rPr>
+                <w:lang w:val="nl-NL"/>
+              </w:rPr>
+              <w:t xml:space="preserve"> Iemand kan groot belang hebben zonder macht, of veel macht zonder belang. Beoordeel ze los van elkaar.</w:t>
             </w:r>
           </w:p>
           <w:p>
@@ -2513,19 +3717,26 @@
               <w:pStyle w:val="ListParagraph"/>
               <w:numPr>
                 <w:ilvl w:val="0"/>
-                <w:numId w:val="4"/>
+                <w:numId w:val="900"/>
               </w:numPr>
-              <w:spacing w:after="80" w:line="258" w:lineRule="auto"/>
+              <w:spacing w:after="90" w:line="262" w:lineRule="auto"/>
+              <w:rPr>
+                <w:lang w:val="nl-NL"/>
+              </w:rPr>
             </w:pPr>
             <w:r>
               <w:rPr>
                 <w:b/>
                 <w:bCs/>
-              </w:rPr>
-              <w:t xml:space="preserve">De analyse eenmalig maken. </w:t>
-            </w:r>
-            <w:r>
-              <w:t>Stakeholders verschuiven tijdens het project. Kijk er bij elke fase opnieuw naar.</w:t>
+                <w:lang w:val="nl-NL"/>
+              </w:rPr>
+              <w:t xml:space="preserve">De analyse eenmalig maken.</w:t>
+            </w:r>
+            <w:r>
+              <w:rPr>
+                <w:lang w:val="nl-NL"/>
+              </w:rPr>
+              <w:t xml:space="preserve"> Stakeholders verschuiven tijdens het project. Kijk er bij elke fase opnieuw naar.</w:t>
             </w:r>
           </w:p>
           <w:p>
@@ -2533,19 +3744,26 @@
               <w:pStyle w:val="ListParagraph"/>
               <w:numPr>
                 <w:ilvl w:val="0"/>
-                <w:numId w:val="4"/>
+                <w:numId w:val="900"/>
               </w:numPr>
-              <w:spacing w:after="80" w:line="258" w:lineRule="auto"/>
+              <w:spacing w:after="90" w:line="262" w:lineRule="auto"/>
+              <w:rPr>
+                <w:lang w:val="nl-NL"/>
+              </w:rPr>
             </w:pPr>
             <w:r>
               <w:rPr>
                 <w:b/>
                 <w:bCs/>
-              </w:rPr>
-              <w:t xml:space="preserve">Niets met de uitkomst doen. </w:t>
-            </w:r>
-            <w:r>
-              <w:t>Het grid is geen plaatje voor je verslag. Vertaal het naar concrete afspraken over contact (06).</w:t>
+                <w:lang w:val="nl-NL"/>
+              </w:rPr>
+              <w:t xml:space="preserve">Niets met de uitkomst doen.</w:t>
+            </w:r>
+            <w:r>
+              <w:rPr>
+                <w:lang w:val="nl-NL"/>
+              </w:rPr>
+              <w:t xml:space="preserve"> Het grid is geen plaatje voor je verslag. Vertaal het naar concrete afspraken over contact (zie 06 Opdrachtgever-afspraken).</w:t>
             </w:r>
           </w:p>
         </w:tc>
@@ -2553,22 +3771,11 @@
     </w:tbl>
     <w:p>
       <w:pPr>
-        <w:keepNext/>
-        <w:pBdr>
-          <w:bottom w:val="single" w:sz="8" w:space="4" w:color="E5007D"/>
-        </w:pBdr>
-        <w:spacing w:before="360" w:after="140"/>
+        <w:spacing w:after="120"/>
+        <w:rPr>
+          <w:lang w:val="nl-NL"/>
+        </w:rPr>
       </w:pPr>
-      <w:r>
-        <w:rPr>
-          <w:b/>
-          <w:bCs/>
-          <w:color w:val="E5007D"/>
-          <w:sz w:val="28"/>
-          <w:szCs w:val="28"/>
-        </w:rPr>
-        <w:t>Mini-voorbeeld</w:t>
-      </w:r>
     </w:p>
     <w:tbl>
       <w:tblPr>
@@ -2591,12 +3798,9 @@
         <w:gridCol w:w="9746"/>
       </w:tblGrid>
       <w:tr>
-        <w:tblPrEx>
-          <w:tblCellMar>
-            <w:top w:w="0" w:type="dxa"/>
-            <w:bottom w:w="0" w:type="dxa"/>
-          </w:tblCellMar>
-        </w:tblPrEx>
+        <w:trPr>
+          <w:cantSplit/>
+        </w:trPr>
         <w:tc>
           <w:tcPr>
             <w:tcW w:w="9746" w:type="dxa"/>
@@ -2617,6 +3821,9 @@
           <w:p>
             <w:pPr>
               <w:spacing w:after="90"/>
+              <w:rPr>
+                <w:lang w:val="nl-NL"/>
+              </w:rPr>
             </w:pPr>
             <w:r>
               <w:rPr>
@@ -2626,74 +3833,132 @@
                 <w:spacing w:val="30"/>
                 <w:sz w:val="17"/>
                 <w:szCs w:val="17"/>
-              </w:rPr>
-              <w:t>MINI-VOORBEELD · SCHOOLKANTINE</w:t>
-            </w:r>
-          </w:p>
-          <w:p>
-            <w:pPr>
-              <w:spacing w:after="120" w:line="264" w:lineRule="auto"/>
+                <w:lang w:val="nl-NL"/>
+              </w:rPr>
+              <w:t xml:space="preserve">MINI-VOORBEELD · SCHOOLKANTINE</w:t>
+            </w:r>
+          </w:p>
+          <w:p>
+            <w:pPr>
+              <w:spacing w:after="80" w:line="260" w:lineRule="auto"/>
+              <w:rPr>
+                <w:lang w:val="nl-NL"/>
+              </w:rPr>
             </w:pPr>
             <w:r>
               <w:rPr>
                 <w:b/>
                 <w:bCs/>
-              </w:rPr>
-              <w:t xml:space="preserve">Inkoopafdeling: </w:t>
-            </w:r>
-            <w:r>
-              <w:t>hoog belang (hun proces verandert) en hoge invloed (zij beslissen over inkoop). Aanpak: nauw betrekken.</w:t>
-            </w:r>
-          </w:p>
-          <w:p>
-            <w:pPr>
-              <w:spacing w:after="120" w:line="264" w:lineRule="auto"/>
+                <w:lang w:val="nl-NL"/>
+              </w:rPr>
+              <w:t xml:space="preserve">Inkoopafdeling:</w:t>
+            </w:r>
+            <w:r>
+              <w:rPr>
+                <w:lang w:val="nl-NL"/>
+              </w:rPr>
+              <w:t xml:space="preserve"> hoog belang, want hun proces verandert, en hoge invloed, want zij beslissen over inkoop. Aanpak: nauw betrekken.</w:t>
+            </w:r>
+          </w:p>
+          <w:p>
+            <w:pPr>
+              <w:spacing w:after="80" w:line="260" w:lineRule="auto"/>
+              <w:rPr>
+                <w:lang w:val="nl-NL"/>
+              </w:rPr>
             </w:pPr>
             <w:r>
               <w:rPr>
                 <w:b/>
                 <w:bCs/>
-              </w:rPr>
-              <w:t xml:space="preserve">Facility manager: </w:t>
-            </w:r>
-            <w:r>
-              <w:t>hoge invloed (eindverantwoordelijk), maar laag belang (verspilling is niet zijn prioriteit). Aanpak: tevreden houden.</w:t>
-            </w:r>
-          </w:p>
-          <w:p>
-            <w:pPr>
-              <w:spacing w:after="120" w:line="264" w:lineRule="auto"/>
+                <w:lang w:val="nl-NL"/>
+              </w:rPr>
+              <w:t xml:space="preserve">Facility manager:</w:t>
+            </w:r>
+            <w:r>
+              <w:rPr>
+                <w:lang w:val="nl-NL"/>
+              </w:rPr>
+              <w:t xml:space="preserve"> hoge invloed als eindverantwoordelijke, maar laag belang, want verspilling is niet zijn prioriteit. Aanpak: tevreden houden.</w:t>
+            </w:r>
+          </w:p>
+          <w:p>
+            <w:pPr>
+              <w:spacing w:after="80" w:line="260" w:lineRule="auto"/>
+              <w:rPr>
+                <w:lang w:val="nl-NL"/>
+              </w:rPr>
             </w:pPr>
             <w:r>
               <w:rPr>
                 <w:b/>
                 <w:bCs/>
-              </w:rPr>
-              <w:t xml:space="preserve">Kantinemedewerkers: </w:t>
-            </w:r>
-            <w:r>
-              <w:t>hoog belang (werken er dagelijks mee), lage invloed. Aanpak: goed informeren en hun ervaring gebruiken.</w:t>
-            </w:r>
-          </w:p>
-          <w:p>
-            <w:pPr>
-              <w:spacing w:line="264" w:lineRule="auto"/>
+                <w:lang w:val="nl-NL"/>
+              </w:rPr>
+              <w:t xml:space="preserve">Kantinemedewerkers:</w:t>
+            </w:r>
+            <w:r>
+              <w:rPr>
+                <w:lang w:val="nl-NL"/>
+              </w:rPr>
+              <w:t xml:space="preserve"> hoog belang, want zij werken er dagelijks mee, en lage invloed. Aanpak: goed informeren en hun ervaring gebruiken.</w:t>
+            </w:r>
+          </w:p>
+          <w:p>
+            <w:pPr>
+              <w:spacing w:after="80" w:line="260" w:lineRule="auto"/>
+              <w:rPr>
+                <w:lang w:val="nl-NL"/>
+              </w:rPr>
             </w:pPr>
             <w:r>
               <w:rPr>
                 <w:b/>
                 <w:bCs/>
-              </w:rPr>
-              <w:t xml:space="preserve">Leerlingen (gebruikers): </w:t>
-            </w:r>
-            <w:r>
-              <w:t>laag belang en lage invloed bij dit inkoopvraagstuk. Aanpak: in de gaten houden.</w:t>
+                <w:lang w:val="nl-NL"/>
+              </w:rPr>
+              <w:t xml:space="preserve">Leerlingen als eindgebruikers:</w:t>
+            </w:r>
+            <w:r>
+              <w:rPr>
+                <w:lang w:val="nl-NL"/>
+              </w:rPr>
+              <w:t xml:space="preserve"> hoog belang, want zij eten er, en lage invloed. Aanpak: goed informeren en hun voorkeuren ophalen voordat de porties veranderen.</w:t>
+            </w:r>
+          </w:p>
+          <w:p>
+            <w:pPr>
+              <w:spacing w:after="80" w:line="260" w:lineRule="auto"/>
+              <w:rPr>
+                <w:lang w:val="nl-NL"/>
+              </w:rPr>
+            </w:pPr>
+            <w:r>
+              <w:rPr>
+                <w:b/>
+                <w:bCs/>
+                <w:lang w:val="nl-NL"/>
+              </w:rPr>
+              <w:t xml:space="preserve">Schoonmaakdienst:</w:t>
+            </w:r>
+            <w:r>
+              <w:rPr>
+                <w:lang w:val="nl-NL"/>
+              </w:rPr>
+              <w:t xml:space="preserve"> laag belang en lage invloed bij dit inkoopvraagstuk. Aanpak: in de gaten houden.</w:t>
             </w:r>
           </w:p>
         </w:tc>
       </w:tr>
     </w:tbl>
-    <w:p/>
+    <w:p>
+      <w:pPr>
+        <w:spacing w:after="120"/>
+        <w:rPr>
+          <w:lang w:val="nl-NL"/>
+        </w:rPr>
+      </w:pPr>
+    </w:p>
     <w:sectPr>
       <w:headerReference w:type="default" r:id="rId8"/>
       <w:footerReference w:type="default" r:id="rId9"/>
@@ -3169,6 +4434,120 @@
       <w:lvlJc w:val="left"/>
     </w:lvl>
   </w:abstractNum>
+  <w:abstractNum w:abstractNumId="900">
+    <w:nsid w:val="5A110001"/>
+    <w:multiLevelType w:val="hybridMultilevel"/>
+    <w:lvl w:ilvl="0">
+      <w:start w:val="1"/>
+      <w:numFmt w:val="bullet"/>
+      <w:lvlText w:val="•"/>
+      <w:lvlJc w:val="left"/>
+      <w:pPr>
+        <w:ind w:left="460" w:hanging="260"/>
+      </w:pPr>
+      <w:rPr>
+        <w:color w:val="E5007D"/>
+      </w:rPr>
+    </w:lvl>
+    <w:lvl w:ilvl="1">
+      <w:numFmt w:val="decimal"/>
+      <w:lvlText w:val=""/>
+      <w:lvlJc w:val="left"/>
+    </w:lvl>
+    <w:lvl w:ilvl="2">
+      <w:numFmt w:val="decimal"/>
+      <w:lvlText w:val=""/>
+      <w:lvlJc w:val="left"/>
+    </w:lvl>
+    <w:lvl w:ilvl="3">
+      <w:numFmt w:val="decimal"/>
+      <w:lvlText w:val=""/>
+      <w:lvlJc w:val="left"/>
+    </w:lvl>
+    <w:lvl w:ilvl="4">
+      <w:numFmt w:val="decimal"/>
+      <w:lvlText w:val=""/>
+      <w:lvlJc w:val="left"/>
+    </w:lvl>
+    <w:lvl w:ilvl="5">
+      <w:numFmt w:val="decimal"/>
+      <w:lvlText w:val=""/>
+      <w:lvlJc w:val="left"/>
+    </w:lvl>
+    <w:lvl w:ilvl="6">
+      <w:numFmt w:val="decimal"/>
+      <w:lvlText w:val=""/>
+      <w:lvlJc w:val="left"/>
+    </w:lvl>
+    <w:lvl w:ilvl="7">
+      <w:numFmt w:val="decimal"/>
+      <w:lvlText w:val=""/>
+      <w:lvlJc w:val="left"/>
+    </w:lvl>
+    <w:lvl w:ilvl="8">
+      <w:numFmt w:val="decimal"/>
+      <w:lvlText w:val=""/>
+      <w:lvlJc w:val="left"/>
+    </w:lvl>
+  </w:abstractNum>
+  <w:abstractNum w:abstractNumId="901">
+    <w:nsid w:val="5A110002"/>
+    <w:multiLevelType w:val="hybridMultilevel"/>
+    <w:lvl w:ilvl="0">
+      <w:start w:val="1"/>
+      <w:numFmt w:val="decimal"/>
+      <w:lvlText w:val="%1."/>
+      <w:lvlJc w:val="left"/>
+      <w:pPr>
+        <w:ind w:left="460" w:hanging="360"/>
+      </w:pPr>
+      <w:rPr>
+        <w:b/>
+        <w:bCs/>
+        <w:color w:val="E5007D"/>
+      </w:rPr>
+    </w:lvl>
+    <w:lvl w:ilvl="1">
+      <w:numFmt w:val="decimal"/>
+      <w:lvlText w:val=""/>
+      <w:lvlJc w:val="left"/>
+    </w:lvl>
+    <w:lvl w:ilvl="2">
+      <w:numFmt w:val="decimal"/>
+      <w:lvlText w:val=""/>
+      <w:lvlJc w:val="left"/>
+    </w:lvl>
+    <w:lvl w:ilvl="3">
+      <w:numFmt w:val="decimal"/>
+      <w:lvlText w:val=""/>
+      <w:lvlJc w:val="left"/>
+    </w:lvl>
+    <w:lvl w:ilvl="4">
+      <w:numFmt w:val="decimal"/>
+      <w:lvlText w:val=""/>
+      <w:lvlJc w:val="left"/>
+    </w:lvl>
+    <w:lvl w:ilvl="5">
+      <w:numFmt w:val="decimal"/>
+      <w:lvlText w:val=""/>
+      <w:lvlJc w:val="left"/>
+    </w:lvl>
+    <w:lvl w:ilvl="6">
+      <w:numFmt w:val="decimal"/>
+      <w:lvlText w:val=""/>
+      <w:lvlJc w:val="left"/>
+    </w:lvl>
+    <w:lvl w:ilvl="7">
+      <w:numFmt w:val="decimal"/>
+      <w:lvlText w:val=""/>
+      <w:lvlJc w:val="left"/>
+    </w:lvl>
+    <w:lvl w:ilvl="8">
+      <w:numFmt w:val="decimal"/>
+      <w:lvlText w:val=""/>
+      <w:lvlJc w:val="left"/>
+    </w:lvl>
+  </w:abstractNum>
   <w:num w:numId="1" w16cid:durableId="1739864763">
     <w:abstractNumId w:val="1"/>
     <w:lvlOverride w:ilvl="0">
@@ -3189,6 +4568,15 @@
   </w:num>
   <w:num w:numId="4" w16cid:durableId="113134628">
     <w:abstractNumId w:val="4"/>
+    <w:lvlOverride w:ilvl="0">
+      <w:startOverride w:val="1"/>
+    </w:lvlOverride>
+  </w:num>
+  <w:num w:numId="900">
+    <w:abstractNumId w:val="900"/>
+  </w:num>
+  <w:num w:numId="901">
+    <w:abstractNumId w:val="901"/>
     <w:lvlOverride w:ilvl="0">
       <w:startOverride w:val="1"/>
     </w:lvlOverride>
